--- a/experiments/report_machine/office/output/中海油服/20260729_中海油服_midday.docx
+++ b/experiments/report_machine/office/output/中海油服/20260729_中海油服_midday.docx
@@ -17,22 +17,6 @@
           <w:sz w:val="36"/>
         </w:rPr>
         <w:t>中海油服（601808.SH）午间分析报告</w:t>
-      </w:r>
-    </w:p>
-    <w:p>
-      <w:r>
-        <w:rPr>
-          <w:rFonts w:ascii="Microsoft YaHei" w:hAnsi="Microsoft YaHei"/>
-          <w:b/>
-          <w:color w:val="1A1A1A"/>
-        </w:rPr>
-        <w:t>数据截止时间</w:t>
-      </w:r>
-      <w:r>
-        <w:rPr>
-          <w:rFonts w:ascii="Microsoft YaHei" w:hAnsi="Microsoft YaHei"/>
-        </w:rPr>
-        <w:t>：2026年7月29日 11:30</w:t>
       </w:r>
     </w:p>
     <w:p>
@@ -65,7 +49,7 @@
         <w:rPr>
           <w:rFonts w:ascii="Microsoft YaHei" w:hAnsi="Microsoft YaHei"/>
         </w:rPr>
-        <w:t xml:space="preserve">今日 A 股市场整体情绪偏暖，全市场成交额达 </w:t>
+        <w:t xml:space="preserve">今日全市场情绪高涨，市场热度 </w:t>
       </w:r>
       <w:r>
         <w:rPr>
@@ -73,13 +57,13 @@
           <w:b/>
           <w:color w:val="1A1A1A"/>
         </w:rPr>
-        <w:t>1.46万亿元</w:t>
+        <w:t>68（高）</w:t>
       </w:r>
       <w:r>
         <w:rPr>
           <w:rFonts w:ascii="Microsoft YaHei" w:hAnsi="Microsoft YaHei"/>
         </w:rPr>
-        <w:t xml:space="preserve">（较前一交易日增加 </w:t>
+        <w:t xml:space="preserve">，上涨占比高达 </w:t>
       </w:r>
       <w:r>
         <w:rPr>
@@ -87,13 +71,13 @@
           <w:b/>
           <w:color w:val="1A1A1A"/>
         </w:rPr>
-        <w:t>1,549亿元</w:t>
+        <w:t>83%</w:t>
       </w:r>
       <w:r>
         <w:rPr>
           <w:rFonts w:ascii="Microsoft YaHei" w:hAnsi="Microsoft YaHei"/>
         </w:rPr>
-        <w:t xml:space="preserve">），上涨家数 </w:t>
+        <w:t xml:space="preserve">，赚钱效应 </w:t>
       </w:r>
       <w:r>
         <w:rPr>
@@ -101,13 +85,13 @@
           <w:b/>
           <w:color w:val="1A1A1A"/>
         </w:rPr>
-        <w:t>3,404家</w:t>
+        <w:t>51%</w:t>
       </w:r>
       <w:r>
         <w:rPr>
           <w:rFonts w:ascii="Microsoft YaHei" w:hAnsi="Microsoft YaHei"/>
         </w:rPr>
-        <w:t xml:space="preserve">，下跌 </w:t>
+        <w:t xml:space="preserve">。沪深两市成交额放大至 </w:t>
       </w:r>
       <w:r>
         <w:rPr>
@@ -115,13 +99,13 @@
           <w:b/>
           <w:color w:val="1A1A1A"/>
         </w:rPr>
-        <w:t>2,018家</w:t>
+        <w:t>2.06万亿（+2960亿）</w:t>
       </w:r>
       <w:r>
         <w:rPr>
           <w:rFonts w:ascii="Microsoft YaHei" w:hAnsi="Microsoft YaHei"/>
         </w:rPr>
-        <w:t xml:space="preserve">，涨跌比约 </w:t>
+        <w:t xml:space="preserve">，涨停个股达 </w:t>
       </w:r>
       <w:r>
         <w:rPr>
@@ -129,13 +113,13 @@
           <w:b/>
           <w:color w:val="1A1A1A"/>
         </w:rPr>
-        <w:t>1.69:1</w:t>
+        <w:t>76只</w:t>
       </w:r>
       <w:r>
         <w:rPr>
           <w:rFonts w:ascii="Microsoft YaHei" w:hAnsi="Microsoft YaHei"/>
         </w:rPr>
-        <w:t xml:space="preserve">。涨停 </w:t>
+        <w:t xml:space="preserve">，跌停仅 </w:t>
       </w:r>
       <w:r>
         <w:rPr>
@@ -143,13 +127,13 @@
           <w:b/>
           <w:color w:val="1A1A1A"/>
         </w:rPr>
-        <w:t>58只</w:t>
+        <w:t>10只</w:t>
       </w:r>
       <w:r>
         <w:rPr>
           <w:rFonts w:ascii="Microsoft YaHei" w:hAnsi="Microsoft YaHei"/>
         </w:rPr>
-        <w:t xml:space="preserve">，跌停 </w:t>
+        <w:t xml:space="preserve">。市场整体呈现普涨格局，涨幅集中在 </w:t>
       </w:r>
       <w:r>
         <w:rPr>
@@ -157,13 +141,13 @@
           <w:b/>
           <w:color w:val="1A1A1A"/>
         </w:rPr>
-        <w:t>19只</w:t>
+        <w:t>2%~3%</w:t>
       </w:r>
       <w:r>
         <w:rPr>
           <w:rFonts w:ascii="Microsoft YaHei" w:hAnsi="Microsoft YaHei"/>
         </w:rPr>
-        <w:t xml:space="preserve">，市场热度录得 </w:t>
+        <w:t xml:space="preserve"> 区间，信号显示 </w:t>
       </w:r>
       <w:r>
         <w:rPr>
@@ -171,13 +155,21 @@
           <w:b/>
           <w:color w:val="1A1A1A"/>
         </w:rPr>
-        <w:t>56（高）</w:t>
+        <w:t>市场人气高涨</w:t>
       </w:r>
       <w:r>
         <w:rPr>
           <w:rFonts w:ascii="Microsoft YaHei" w:hAnsi="Microsoft YaHei"/>
         </w:rPr>
-        <w:t xml:space="preserve">。赚钱效应为 </w:t>
+        <w:t>。</w:t>
+      </w:r>
+    </w:p>
+    <w:p>
+      <w:r>
+        <w:rPr>
+          <w:rFonts w:ascii="Microsoft YaHei" w:hAnsi="Microsoft YaHei"/>
+        </w:rPr>
+        <w:t xml:space="preserve">在此大环境下，中海油服强势上攻，午间收盘涨幅 </w:t>
       </w:r>
       <w:r>
         <w:rPr>
@@ -185,49 +177,13 @@
           <w:b/>
           <w:color w:val="1A1A1A"/>
         </w:rPr>
-        <w:t>46%</w:t>
+        <w:t>6.05%</w:t>
       </w:r>
       <w:r>
         <w:rPr>
           <w:rFonts w:ascii="Microsoft YaHei" w:hAnsi="Microsoft YaHei"/>
         </w:rPr>
-        <w:t xml:space="preserve">，涨幅主要集中在 </w:t>
-      </w:r>
-      <w:r>
-        <w:rPr>
-          <w:rFonts w:ascii="Microsoft YaHei" w:hAnsi="Microsoft YaHei"/>
-          <w:b/>
-          <w:color w:val="1A1A1A"/>
-        </w:rPr>
-        <w:t>1%~2%</w:t>
-      </w:r>
-      <w:r>
-        <w:rPr>
-          <w:rFonts w:ascii="Microsoft YaHei" w:hAnsi="Microsoft YaHei"/>
-        </w:rPr>
-        <w:t xml:space="preserve"> 区间，市场呈分化式普涨格局。</w:t>
-      </w:r>
-    </w:p>
-    <w:p>
-      <w:r>
-        <w:rPr>
-          <w:rFonts w:ascii="Microsoft YaHei" w:hAnsi="Microsoft YaHei"/>
-        </w:rPr>
-        <w:t>石油与天然气板块表现尤为亮眼，</w:t>
-      </w:r>
-      <w:r>
-        <w:rPr>
-          <w:rFonts w:ascii="Microsoft YaHei" w:hAnsi="Microsoft YaHei"/>
-          <w:b/>
-          <w:color w:val="1A1A1A"/>
-        </w:rPr>
-        <w:t>中国海油（600938.SH）涨停（+10.01%）</w:t>
-      </w:r>
-      <w:r>
-        <w:rPr>
-          <w:rFonts w:ascii="Microsoft YaHei" w:hAnsi="Microsoft YaHei"/>
-        </w:rPr>
-        <w:t xml:space="preserve"> 成为板块最强催化剂，带动能源全链条集体走强。</w:t>
+        <w:t>，显著跑赢大盘。</w:t>
       </w:r>
     </w:p>
     <w:p>
@@ -367,7 +323,7 @@
                 <w:rFonts w:ascii="Microsoft YaHei" w:hAnsi="Microsoft YaHei"/>
                 <w:sz w:val="18"/>
               </w:rPr>
-              <w:t>涨跌幅</w:t>
+              <w:t>昨收</w:t>
             </w:r>
           </w:p>
         </w:tc>
@@ -384,11 +340,9 @@
             <w:r>
               <w:rPr>
                 <w:rFonts w:ascii="Microsoft YaHei" w:hAnsi="Microsoft YaHei"/>
-                <w:b/>
-                <w:color w:val="1A1A1A"/>
                 <w:sz w:val="18"/>
               </w:rPr>
-              <w:t>+6.05%</w:t>
+              <w:t>11.57 元</w:t>
             </w:r>
           </w:p>
         </w:tc>
@@ -408,7 +362,7 @@
                 <w:rFonts w:ascii="Microsoft YaHei" w:hAnsi="Microsoft YaHei"/>
                 <w:sz w:val="18"/>
               </w:rPr>
-              <w:t>开盘价 / 最高价 / 最低价</w:t>
+              <w:t>开盘</w:t>
             </w:r>
           </w:p>
         </w:tc>
@@ -426,7 +380,103 @@
                 <w:rFonts w:ascii="Microsoft YaHei" w:hAnsi="Microsoft YaHei"/>
                 <w:sz w:val="18"/>
               </w:rPr>
-              <w:t>11.81 / 12.27 / 11.76</w:t>
+              <w:t xml:space="preserve">11.81 元（高开 </w:t>
+            </w:r>
+            <w:r>
+              <w:rPr>
+                <w:rFonts w:ascii="Microsoft YaHei" w:hAnsi="Microsoft YaHei"/>
+                <w:b/>
+                <w:color w:val="1A1A1A"/>
+                <w:sz w:val="18"/>
+              </w:rPr>
+              <w:t>2.07%</w:t>
+            </w:r>
+            <w:r>
+              <w:rPr>
+                <w:rFonts w:ascii="Microsoft YaHei" w:hAnsi="Microsoft YaHei"/>
+                <w:sz w:val="18"/>
+              </w:rPr>
+              <w:t>）</w:t>
+            </w:r>
+          </w:p>
+        </w:tc>
+      </w:tr>
+      <w:tr>
+        <w:tc>
+          <w:tcPr>
+            <w:tcW w:type="dxa" w:w="4533"/>
+            <w:shd w:fill="F8F9FA" w:val="clear"/>
+          </w:tcPr>
+          <w:p>
+            <w:pPr>
+              <w:spacing w:before="40" w:after="40" w:line="288" w:lineRule="auto"/>
+            </w:pPr>
+            <w:r/>
+            <w:r>
+              <w:rPr>
+                <w:rFonts w:ascii="Microsoft YaHei" w:hAnsi="Microsoft YaHei"/>
+                <w:sz w:val="18"/>
+              </w:rPr>
+              <w:t>最高 / 最低</w:t>
+            </w:r>
+          </w:p>
+        </w:tc>
+        <w:tc>
+          <w:tcPr>
+            <w:tcW w:type="dxa" w:w="4533"/>
+            <w:shd w:fill="F8F9FA" w:val="clear"/>
+          </w:tcPr>
+          <w:p>
+            <w:pPr>
+              <w:spacing w:before="40" w:after="40" w:line="288" w:lineRule="auto"/>
+            </w:pPr>
+            <w:r/>
+            <w:r>
+              <w:rPr>
+                <w:rFonts w:ascii="Microsoft YaHei" w:hAnsi="Microsoft YaHei"/>
+                <w:sz w:val="18"/>
+              </w:rPr>
+              <w:t>12.27 / 11.76</w:t>
+            </w:r>
+          </w:p>
+        </w:tc>
+      </w:tr>
+      <w:tr>
+        <w:tc>
+          <w:tcPr>
+            <w:tcW w:type="dxa" w:w="4533"/>
+          </w:tcPr>
+          <w:p>
+            <w:pPr>
+              <w:spacing w:before="40" w:after="40" w:line="288" w:lineRule="auto"/>
+            </w:pPr>
+            <w:r/>
+            <w:r>
+              <w:rPr>
+                <w:rFonts w:ascii="Microsoft YaHei" w:hAnsi="Microsoft YaHei"/>
+                <w:sz w:val="18"/>
+              </w:rPr>
+              <w:t>涨跌幅</w:t>
+            </w:r>
+          </w:p>
+        </w:tc>
+        <w:tc>
+          <w:tcPr>
+            <w:tcW w:type="dxa" w:w="4533"/>
+          </w:tcPr>
+          <w:p>
+            <w:pPr>
+              <w:spacing w:before="40" w:after="40" w:line="288" w:lineRule="auto"/>
+            </w:pPr>
+            <w:r/>
+            <w:r>
+              <w:rPr>
+                <w:rFonts w:ascii="Microsoft YaHei" w:hAnsi="Microsoft YaHei"/>
+                <w:b/>
+                <w:color w:val="1A1A1A"/>
+                <w:sz w:val="18"/>
+              </w:rPr>
+              <w:t>+6.05%</w:t>
             </w:r>
           </w:p>
         </w:tc>
@@ -464,11 +514,9 @@
             <w:r>
               <w:rPr>
                 <w:rFonts w:ascii="Microsoft YaHei" w:hAnsi="Microsoft YaHei"/>
-                <w:b/>
-                <w:color w:val="1A1A1A"/>
                 <w:sz w:val="18"/>
               </w:rPr>
-              <w:t>507,922 手</w:t>
+              <w:t>50.79 万手</w:t>
             </w:r>
           </w:p>
         </w:tc>
@@ -552,29 +600,6 @@
               </w:rPr>
               <w:t>1.72%</w:t>
             </w:r>
-            <w:r>
-              <w:rPr>
-                <w:rFonts w:ascii="Microsoft YaHei" w:hAnsi="Microsoft YaHei"/>
-                <w:sz w:val="18"/>
-              </w:rPr>
-              <w:t xml:space="preserve">（前日仅 </w:t>
-            </w:r>
-            <w:r>
-              <w:rPr>
-                <w:rFonts w:ascii="Microsoft YaHei" w:hAnsi="Microsoft YaHei"/>
-                <w:b/>
-                <w:color w:val="1A1A1A"/>
-                <w:sz w:val="18"/>
-              </w:rPr>
-              <w:t>0.63%</w:t>
-            </w:r>
-            <w:r>
-              <w:rPr>
-                <w:rFonts w:ascii="Microsoft YaHei" w:hAnsi="Microsoft YaHei"/>
-                <w:sz w:val="18"/>
-              </w:rPr>
-              <w:t>）</w:t>
-            </w:r>
           </w:p>
         </w:tc>
       </w:tr>
@@ -620,7 +645,7 @@
                 <w:rFonts w:ascii="Microsoft YaHei" w:hAnsi="Microsoft YaHei"/>
                 <w:sz w:val="18"/>
               </w:rPr>
-              <w:t>（交投显著活跃）</w:t>
+              <w:t>（显著放量）</w:t>
             </w:r>
           </w:p>
         </w:tc>
@@ -658,8 +683,6 @@
             <w:r>
               <w:rPr>
                 <w:rFonts w:ascii="Microsoft YaHei" w:hAnsi="Microsoft YaHei"/>
-                <w:b/>
-                <w:color w:val="1A1A1A"/>
                 <w:sz w:val="18"/>
               </w:rPr>
               <w:t>4.41%</w:t>
@@ -738,11 +761,9 @@
             <w:r>
               <w:rPr>
                 <w:rFonts w:ascii="Microsoft YaHei" w:hAnsi="Microsoft YaHei"/>
-                <w:b/>
-                <w:color w:val="1A1A1A"/>
                 <w:sz w:val="18"/>
               </w:rPr>
-              <w:t>17.11</w:t>
+              <w:t>17.11 倍</w:t>
             </w:r>
           </w:p>
         </w:tc>
@@ -778,11 +799,9 @@
             <w:r>
               <w:rPr>
                 <w:rFonts w:ascii="Microsoft YaHei" w:hAnsi="Microsoft YaHei"/>
-                <w:b/>
-                <w:color w:val="1A1A1A"/>
                 <w:sz w:val="18"/>
               </w:rPr>
-              <w:t>1.27</w:t>
+              <w:t>1.27 倍</w:t>
             </w:r>
           </w:p>
         </w:tc>
@@ -803,7 +822,7 @@
                 <w:rFonts w:ascii="Microsoft YaHei" w:hAnsi="Microsoft YaHei"/>
                 <w:sz w:val="18"/>
               </w:rPr>
-              <w:t>总市值 / 流通市值</w:t>
+              <w:t>总市值</w:t>
             </w:r>
           </w:p>
         </w:tc>
@@ -822,7 +841,45 @@
                 <w:rFonts w:ascii="Microsoft YaHei" w:hAnsi="Microsoft YaHei"/>
                 <w:sz w:val="18"/>
               </w:rPr>
-              <w:t>585.47 亿元 / 363.25 亿元</w:t>
+              <w:t>585.47 亿元</w:t>
+            </w:r>
+          </w:p>
+        </w:tc>
+      </w:tr>
+      <w:tr>
+        <w:tc>
+          <w:tcPr>
+            <w:tcW w:type="dxa" w:w="4533"/>
+          </w:tcPr>
+          <w:p>
+            <w:pPr>
+              <w:spacing w:before="40" w:after="40" w:line="288" w:lineRule="auto"/>
+            </w:pPr>
+            <w:r/>
+            <w:r>
+              <w:rPr>
+                <w:rFonts w:ascii="Microsoft YaHei" w:hAnsi="Microsoft YaHei"/>
+                <w:sz w:val="18"/>
+              </w:rPr>
+              <w:t>流通市值</w:t>
+            </w:r>
+          </w:p>
+        </w:tc>
+        <w:tc>
+          <w:tcPr>
+            <w:tcW w:type="dxa" w:w="4533"/>
+          </w:tcPr>
+          <w:p>
+            <w:pPr>
+              <w:spacing w:before="40" w:after="40" w:line="288" w:lineRule="auto"/>
+            </w:pPr>
+            <w:r/>
+            <w:r>
+              <w:rPr>
+                <w:rFonts w:ascii="Microsoft YaHei" w:hAnsi="Microsoft YaHei"/>
+                <w:sz w:val="18"/>
+              </w:rPr>
+              <w:t>363.25 亿元</w:t>
             </w:r>
           </w:p>
         </w:tc>
@@ -836,13 +893,18 @@
           <w:b/>
           <w:color w:val="1A1A1A"/>
         </w:rPr>
-        <w:t>核心观察</w:t>
+        <w:t>核心观察：</w:t>
       </w:r>
+    </w:p>
+    <w:p>
+      <w:pPr>
+        <w:pStyle w:val="ListBullet"/>
+      </w:pPr>
       <w:r>
         <w:rPr>
           <w:rFonts w:ascii="Microsoft YaHei" w:hAnsi="Microsoft YaHei"/>
         </w:rPr>
-        <w:t xml:space="preserve">：股价高开（11.81元，+2.07%）后持续走强，午盘以 </w:t>
+        <w:t xml:space="preserve">个股今日高开后稳步走强，盘中最高触及 </w:t>
       </w:r>
       <w:r>
         <w:rPr>
@@ -850,13 +912,24 @@
           <w:b/>
           <w:color w:val="1A1A1A"/>
         </w:rPr>
-        <w:t>全日最高价 12.27 元</w:t>
+        <w:t>12.27 元</w:t>
       </w:r>
       <w:r>
         <w:rPr>
           <w:rFonts w:ascii="Microsoft YaHei" w:hAnsi="Microsoft YaHei"/>
         </w:rPr>
-        <w:t xml:space="preserve"> 收盘，涨幅达 </w:t>
+        <w:t>（涨停价12.73元），全天走出一根近乎光头光脚的大阳线。</w:t>
+      </w:r>
+    </w:p>
+    <w:p>
+      <w:pPr>
+        <w:pStyle w:val="ListBullet"/>
+      </w:pPr>
+      <w:r>
+        <w:rPr>
+          <w:rFonts w:ascii="Microsoft YaHei" w:hAnsi="Microsoft YaHei"/>
+        </w:rPr>
+        <w:t xml:space="preserve">量价配合良好：成交额 </w:t>
       </w:r>
       <w:r>
         <w:rPr>
@@ -864,13 +937,13 @@
           <w:b/>
           <w:color w:val="1A1A1A"/>
         </w:rPr>
-        <w:t>+6.05%</w:t>
+        <w:t>6.15 亿元</w:t>
       </w:r>
       <w:r>
         <w:rPr>
           <w:rFonts w:ascii="Microsoft YaHei" w:hAnsi="Microsoft YaHei"/>
         </w:rPr>
-        <w:t xml:space="preserve">，走出光头阳线。外盘 </w:t>
+        <w:t xml:space="preserve">，远超近期均值；换手率 </w:t>
       </w:r>
       <w:r>
         <w:rPr>
@@ -878,13 +951,13 @@
           <w:b/>
           <w:color w:val="1A1A1A"/>
         </w:rPr>
-        <w:t>274,488手</w:t>
+        <w:t>1.72%</w:t>
       </w:r>
       <w:r>
         <w:rPr>
           <w:rFonts w:ascii="Microsoft YaHei" w:hAnsi="Microsoft YaHei"/>
         </w:rPr>
-        <w:t xml:space="preserve"> 显著高于内盘 </w:t>
+        <w:t xml:space="preserve">，是前一交易日（0.63%）的 </w:t>
       </w:r>
       <w:r>
         <w:rPr>
@@ -892,13 +965,13 @@
           <w:b/>
           <w:color w:val="1A1A1A"/>
         </w:rPr>
-        <w:t>233,433手</w:t>
+        <w:t>2.75 倍</w:t>
       </w:r>
       <w:r>
         <w:rPr>
           <w:rFonts w:ascii="Microsoft YaHei" w:hAnsi="Microsoft YaHei"/>
         </w:rPr>
-        <w:t xml:space="preserve">（外/内比 </w:t>
+        <w:t xml:space="preserve">，属于 </w:t>
       </w:r>
       <w:r>
         <w:rPr>
@@ -906,13 +979,52 @@
           <w:b/>
           <w:color w:val="1A1A1A"/>
         </w:rPr>
-        <w:t>1.18</w:t>
+        <w:t>明显放量上攻</w:t>
       </w:r>
       <w:r>
         <w:rPr>
           <w:rFonts w:ascii="Microsoft YaHei" w:hAnsi="Microsoft YaHei"/>
         </w:rPr>
-        <w:t>），主动买盘占据主导。</w:t>
+        <w:t>。</w:t>
+      </w:r>
+    </w:p>
+    <w:p>
+      <w:pPr>
+        <w:pStyle w:val="ListBullet"/>
+      </w:pPr>
+      <w:r>
+        <w:rPr>
+          <w:rFonts w:ascii="Microsoft YaHei" w:hAnsi="Microsoft YaHei"/>
+        </w:rPr>
+        <w:t xml:space="preserve">外盘 </w:t>
+      </w:r>
+      <w:r>
+        <w:rPr>
+          <w:rFonts w:ascii="Microsoft YaHei" w:hAnsi="Microsoft YaHei"/>
+          <w:b/>
+          <w:color w:val="1A1A1A"/>
+        </w:rPr>
+        <w:t>27.45 万手</w:t>
+      </w:r>
+      <w:r>
+        <w:rPr>
+          <w:rFonts w:ascii="Microsoft YaHei" w:hAnsi="Microsoft YaHei"/>
+        </w:rPr>
+        <w:t xml:space="preserve"> vs 内盘 </w:t>
+      </w:r>
+      <w:r>
+        <w:rPr>
+          <w:rFonts w:ascii="Microsoft YaHei" w:hAnsi="Microsoft YaHei"/>
+          <w:b/>
+          <w:color w:val="1A1A1A"/>
+        </w:rPr>
+        <w:t>23.34 万手</w:t>
+      </w:r>
+      <w:r>
+        <w:rPr>
+          <w:rFonts w:ascii="Microsoft YaHei" w:hAnsi="Microsoft YaHei"/>
+        </w:rPr>
+        <w:t>，外盘大于内盘，主动性买盘占优。</w:t>
       </w:r>
     </w:p>
     <w:p>
@@ -951,7 +1063,7 @@
           <w:color w:val="333333"/>
           <w:sz w:val="24"/>
         </w:rPr>
-        <w:t>今日午间资金流向（逐分钟统计）</w:t>
+        <w:t>盘中资金流向（逐分钟统计）</w:t>
       </w:r>
     </w:p>
     <w:tbl>
@@ -1045,7 +1157,7 @@
                 <w:color w:val="1A1A1A"/>
                 <w:sz w:val="18"/>
               </w:rPr>
-              <w:t>净流入 4,133.50 万元</w:t>
+              <w:t>净流入 4,924.09 万元</w:t>
             </w:r>
           </w:p>
         </w:tc>
@@ -1066,7 +1178,7 @@
                 <w:rFonts w:ascii="Microsoft YaHei" w:hAnsi="Microsoft YaHei"/>
                 <w:sz w:val="18"/>
               </w:rPr>
-              <w:t>资金流入分钟 / 流出分钟</w:t>
+              <w:t>资金流入分钟数 / 流出分钟数</w:t>
             </w:r>
           </w:p>
         </w:tc>
@@ -1083,34 +1195,9 @@
             <w:r>
               <w:rPr>
                 <w:rFonts w:ascii="Microsoft YaHei" w:hAnsi="Microsoft YaHei"/>
-                <w:b/>
-                <w:color w:val="1A1A1A"/>
                 <w:sz w:val="18"/>
               </w:rPr>
-              <w:t>73 分钟 / 40 分钟</w:t>
-            </w:r>
-            <w:r>
-              <w:rPr>
-                <w:rFonts w:ascii="Microsoft YaHei" w:hAnsi="Microsoft YaHei"/>
-                <w:sz w:val="18"/>
-              </w:rPr>
-              <w:t xml:space="preserve">（流入时长占比 </w:t>
-            </w:r>
-            <w:r>
-              <w:rPr>
-                <w:rFonts w:ascii="Microsoft YaHei" w:hAnsi="Microsoft YaHei"/>
-                <w:b/>
-                <w:color w:val="1A1A1A"/>
-                <w:sz w:val="18"/>
-              </w:rPr>
-              <w:t>64.6%</w:t>
-            </w:r>
-            <w:r>
-              <w:rPr>
-                <w:rFonts w:ascii="Microsoft YaHei" w:hAnsi="Microsoft YaHei"/>
-                <w:sz w:val="18"/>
-              </w:rPr>
-              <w:t>）</w:t>
+              <w:t>126 分钟 / 80 分钟</w:t>
             </w:r>
           </w:p>
         </w:tc>
@@ -1146,8 +1233,6 @@
             <w:r>
               <w:rPr>
                 <w:rFonts w:ascii="Microsoft YaHei" w:hAnsi="Microsoft YaHei"/>
-                <w:b/>
-                <w:color w:val="1A1A1A"/>
                 <w:sz w:val="18"/>
               </w:rPr>
               <w:t>456.6 万元</w:t>
@@ -1188,8 +1273,6 @@
             <w:r>
               <w:rPr>
                 <w:rFonts w:ascii="Microsoft YaHei" w:hAnsi="Microsoft YaHei"/>
-                <w:b/>
-                <w:color w:val="1A1A1A"/>
                 <w:sz w:val="18"/>
               </w:rPr>
               <w:t>208.4 万元</w:t>
@@ -1203,8 +1286,16 @@
       <w:r>
         <w:rPr>
           <w:rFonts w:ascii="Microsoft YaHei" w:hAnsi="Microsoft YaHei"/>
+          <w:b/>
+          <w:color w:val="1A1A1A"/>
         </w:rPr>
-        <w:t xml:space="preserve">资金呈现 </w:t>
+        <w:t>资金监控解读：</w:t>
+      </w:r>
+      <w:r>
+        <w:rPr>
+          <w:rFonts w:ascii="Microsoft YaHei" w:hAnsi="Microsoft YaHei"/>
+        </w:rPr>
+        <w:t xml:space="preserve"> 资金流入时间占比约 </w:t>
       </w:r>
       <w:r>
         <w:rPr>
@@ -1212,27 +1303,13 @@
           <w:b/>
           <w:color w:val="1A1A1A"/>
         </w:rPr>
-        <w:t>单边净流入</w:t>
+        <w:t>61%</w:t>
       </w:r>
       <w:r>
         <w:rPr>
           <w:rFonts w:ascii="Microsoft YaHei" w:hAnsi="Microsoft YaHei"/>
         </w:rPr>
-        <w:t xml:space="preserve"> 态势，流入时长接近流出时长的两倍，且最大单分钟流入额是流出的 </w:t>
-      </w:r>
-      <w:r>
-        <w:rPr>
-          <w:rFonts w:ascii="Microsoft YaHei" w:hAnsi="Microsoft YaHei"/>
-          <w:b/>
-          <w:color w:val="1A1A1A"/>
-        </w:rPr>
-        <w:t>2.19倍</w:t>
-      </w:r>
-      <w:r>
-        <w:rPr>
-          <w:rFonts w:ascii="Microsoft YaHei" w:hAnsi="Microsoft YaHei"/>
-        </w:rPr>
-        <w:t>，说明主力资金进场意愿积极且持续性强。</w:t>
+        <w:t>，且单分钟最大流入金额（456.6万）远超最大流出（208.4万），显示盘中买方力量占据主导，资金持续性较好。</w:t>
       </w:r>
     </w:p>
     <w:p>
@@ -1246,7 +1323,7 @@
           <w:color w:val="333333"/>
           <w:sz w:val="24"/>
         </w:rPr>
-        <w:t>上一个交易日资金细分</w:t>
+        <w:t>前一日资金细分（元）</w:t>
       </w:r>
     </w:p>
     <w:tbl>
@@ -1302,7 +1379,7 @@
                 <w:color w:val="1A1A1A"/>
                 <w:sz w:val="18"/>
               </w:rPr>
-              <w:t>净额（元）</w:t>
+              <w:t>净额</w:t>
             </w:r>
           </w:p>
         </w:tc>
@@ -1323,7 +1400,7 @@
                 <w:color w:val="1A1A1A"/>
                 <w:sz w:val="18"/>
               </w:rPr>
-              <w:t>买入（元）</w:t>
+              <w:t>买入</w:t>
             </w:r>
           </w:p>
         </w:tc>
@@ -1344,7 +1421,7 @@
                 <w:color w:val="1A1A1A"/>
                 <w:sz w:val="18"/>
               </w:rPr>
-              <w:t>卖出（元）</w:t>
+              <w:t>卖出</w:t>
             </w:r>
           </w:p>
         </w:tc>
@@ -1384,7 +1461,7 @@
                 <w:color w:val="1A1A1A"/>
                 <w:sz w:val="18"/>
               </w:rPr>
-              <w:t>+1,449.58 万</w:t>
+              <w:t>+1,443.31 万</w:t>
             </w:r>
           </w:p>
         </w:tc>
@@ -1402,7 +1479,7 @@
                 <w:rFonts w:ascii="Microsoft YaHei" w:hAnsi="Microsoft YaHei"/>
                 <w:sz w:val="18"/>
               </w:rPr>
-              <w:t>2,221.35 万</w:t>
+              <w:t>2,330.77 万</w:t>
             </w:r>
           </w:p>
         </w:tc>
@@ -1420,7 +1497,7 @@
                 <w:rFonts w:ascii="Microsoft YaHei" w:hAnsi="Microsoft YaHei"/>
                 <w:sz w:val="18"/>
               </w:rPr>
-              <w:t>771.77 万</w:t>
+              <w:t>887.46 万</w:t>
             </w:r>
           </w:p>
         </w:tc>
@@ -1462,7 +1539,7 @@
                 <w:color w:val="1A1A1A"/>
                 <w:sz w:val="18"/>
               </w:rPr>
-              <w:t>+2,084.48 万</w:t>
+              <w:t>+2,518.49 万</w:t>
             </w:r>
           </w:p>
         </w:tc>
@@ -1481,7 +1558,7 @@
                 <w:rFonts w:ascii="Microsoft YaHei" w:hAnsi="Microsoft YaHei"/>
                 <w:sz w:val="18"/>
               </w:rPr>
-              <w:t>5,052.77 万</w:t>
+              <w:t>6,932.32 万</w:t>
             </w:r>
           </w:p>
         </w:tc>
@@ -1500,7 +1577,7 @@
                 <w:rFonts w:ascii="Microsoft YaHei" w:hAnsi="Microsoft YaHei"/>
                 <w:sz w:val="18"/>
               </w:rPr>
-              <w:t>2,968.29 万</w:t>
+              <w:t>4,413.84 万</w:t>
             </w:r>
           </w:p>
         </w:tc>
@@ -1540,7 +1617,7 @@
                 <w:color w:val="1A1A1A"/>
                 <w:sz w:val="18"/>
               </w:rPr>
-              <w:t>+601.28 万</w:t>
+              <w:t>+962.66 万</w:t>
             </w:r>
           </w:p>
         </w:tc>
@@ -1558,7 +1635,7 @@
                 <w:rFonts w:ascii="Microsoft YaHei" w:hAnsi="Microsoft YaHei"/>
                 <w:sz w:val="18"/>
               </w:rPr>
-              <w:t>1,935.99 万</w:t>
+              <w:t>3,269.78 万</w:t>
             </w:r>
           </w:p>
         </w:tc>
@@ -1576,7 +1653,7 @@
                 <w:rFonts w:ascii="Microsoft YaHei" w:hAnsi="Microsoft YaHei"/>
                 <w:sz w:val="18"/>
               </w:rPr>
-              <w:t>1,334.71 万</w:t>
+              <w:t>2,307.12 万</w:t>
             </w:r>
           </w:p>
         </w:tc>
@@ -1620,7 +1697,7 @@
                 <w:color w:val="1A1A1A"/>
                 <w:sz w:val="18"/>
               </w:rPr>
-              <w:t>+4,135.34 万</w:t>
+              <w:t>+4,924.46 万</w:t>
             </w:r>
           </w:p>
         </w:tc>
@@ -1669,8 +1746,16 @@
       <w:r>
         <w:rPr>
           <w:rFonts w:ascii="Microsoft YaHei" w:hAnsi="Microsoft YaHei"/>
+          <w:b/>
+          <w:color w:val="1A1A1A"/>
         </w:rPr>
-        <w:t xml:space="preserve">前一个交易日已呈现 </w:t>
+        <w:t>资金结构分析：</w:t>
+      </w:r>
+      <w:r>
+        <w:rPr>
+          <w:rFonts w:ascii="Microsoft YaHei" w:hAnsi="Microsoft YaHei"/>
+        </w:rPr>
+        <w:t xml:space="preserve"> 前一日各类型资金均为净流入，大单资金净流入 </w:t>
       </w:r>
       <w:r>
         <w:rPr>
@@ -1678,13 +1763,13 @@
           <w:b/>
           <w:color w:val="1A1A1A"/>
         </w:rPr>
-        <w:t>大、中、小单全面净流入</w:t>
+        <w:t>1,443 万元</w:t>
       </w:r>
       <w:r>
         <w:rPr>
           <w:rFonts w:ascii="Microsoft YaHei" w:hAnsi="Microsoft YaHei"/>
         </w:rPr>
-        <w:t>，今日午间延续流入态势，量能进一步放大，资金合力做多特征明显。</w:t>
+        <w:t>，说明已有主力资金提前布局。今日延续净流入态势，表明资金入场意愿强烈。</w:t>
       </w:r>
     </w:p>
     <w:p>
@@ -1698,132 +1783,214 @@
           <w:color w:val="333333"/>
           <w:sz w:val="24"/>
         </w:rPr>
-        <w:t>融资融券（前一日数据）</w:t>
+        <w:t>融资融券（前一交易日）</w:t>
       </w:r>
     </w:p>
-    <w:p>
-      <w:pPr>
-        <w:pStyle w:val="ListBullet"/>
-      </w:pPr>
-      <w:r>
-        <w:rPr>
-          <w:rFonts w:ascii="Microsoft YaHei" w:hAnsi="Microsoft YaHei"/>
-        </w:rPr>
-        <w:t>融资余额：</w:t>
-      </w:r>
-      <w:r>
-        <w:rPr>
-          <w:rFonts w:ascii="Microsoft YaHei" w:hAnsi="Microsoft YaHei"/>
-          <w:b/>
-          <w:color w:val="1A1A1A"/>
-        </w:rPr>
-        <w:t>4.50 亿元</w:t>
-      </w:r>
-      <w:r>
-        <w:rPr>
-          <w:rFonts w:ascii="Microsoft YaHei" w:hAnsi="Microsoft YaHei"/>
-        </w:rPr>
-        <w:t xml:space="preserve">（占流通市值 </w:t>
-      </w:r>
-      <w:r>
-        <w:rPr>
-          <w:rFonts w:ascii="Microsoft YaHei" w:hAnsi="Microsoft YaHei"/>
-          <w:b/>
-          <w:color w:val="1A1A1A"/>
-        </w:rPr>
-        <w:t>1.26%</w:t>
-      </w:r>
-      <w:r>
-        <w:rPr>
-          <w:rFonts w:ascii="Microsoft YaHei" w:hAnsi="Microsoft YaHei"/>
-        </w:rPr>
-        <w:t xml:space="preserve">，超近一年 </w:t>
-      </w:r>
-      <w:r>
-        <w:rPr>
-          <w:rFonts w:ascii="Microsoft YaHei" w:hAnsi="Microsoft YaHei"/>
-          <w:b/>
-          <w:color w:val="1A1A1A"/>
-        </w:rPr>
-        <w:t>60%</w:t>
-      </w:r>
-      <w:r>
-        <w:rPr>
-          <w:rFonts w:ascii="Microsoft YaHei" w:hAnsi="Microsoft YaHei"/>
-        </w:rPr>
-        <w:t xml:space="preserve"> 分位水平）</w:t>
-      </w:r>
-    </w:p>
-    <w:p>
-      <w:pPr>
-        <w:pStyle w:val="ListBullet"/>
-      </w:pPr>
-      <w:r>
-        <w:rPr>
-          <w:rFonts w:ascii="Microsoft YaHei" w:hAnsi="Microsoft YaHei"/>
-        </w:rPr>
-        <w:t>融资净买入：</w:t>
-      </w:r>
-      <w:r>
-        <w:rPr>
-          <w:rFonts w:ascii="Microsoft YaHei" w:hAnsi="Microsoft YaHei"/>
-          <w:b/>
-          <w:color w:val="1A1A1A"/>
-        </w:rPr>
-        <w:t>-49.11 万元</w:t>
-      </w:r>
-      <w:r>
-        <w:rPr>
-          <w:rFonts w:ascii="Microsoft YaHei" w:hAnsi="Microsoft YaHei"/>
-        </w:rPr>
-        <w:t>（小幅净偿还）</w:t>
-      </w:r>
-    </w:p>
-    <w:p>
-      <w:pPr>
-        <w:pStyle w:val="ListBullet"/>
-      </w:pPr>
-      <w:r>
-        <w:rPr>
-          <w:rFonts w:ascii="Microsoft YaHei" w:hAnsi="Microsoft YaHei"/>
-        </w:rPr>
-        <w:t>融券余额：</w:t>
-      </w:r>
-      <w:r>
-        <w:rPr>
-          <w:rFonts w:ascii="Microsoft YaHei" w:hAnsi="Microsoft YaHei"/>
-          <w:b/>
-          <w:color w:val="1A1A1A"/>
-        </w:rPr>
-        <w:t>0.04 亿元</w:t>
-      </w:r>
-      <w:r>
-        <w:rPr>
-          <w:rFonts w:ascii="Microsoft YaHei" w:hAnsi="Microsoft YaHei"/>
-        </w:rPr>
-        <w:t xml:space="preserve">（较前日 </w:t>
-      </w:r>
-      <w:r>
-        <w:rPr>
-          <w:rFonts w:ascii="Microsoft YaHei" w:hAnsi="Microsoft YaHei"/>
-          <w:b/>
-          <w:color w:val="1A1A1A"/>
-        </w:rPr>
-        <w:t>-11.84%</w:t>
-      </w:r>
-      <w:r>
-        <w:rPr>
-          <w:rFonts w:ascii="Microsoft YaHei" w:hAnsi="Microsoft YaHei"/>
-        </w:rPr>
-        <w:t>）</w:t>
-      </w:r>
-    </w:p>
+    <w:tbl>
+      <w:tblPr>
+        <w:tblStyle w:val="TableGrid"/>
+        <w:tblW w:type="auto" w:w="0"/>
+        <w:jc w:val="center"/>
+        <w:tblLayout w:type="autofit"/>
+        <w:tblLook w:firstColumn="1" w:firstRow="1" w:lastColumn="0" w:lastRow="0" w:noHBand="0" w:noVBand="1" w:val="04A0"/>
+      </w:tblPr>
+      <w:tblGrid>
+        <w:gridCol w:w="3022"/>
+        <w:gridCol w:w="3022"/>
+        <w:gridCol w:w="3022"/>
+      </w:tblGrid>
+      <w:tr>
+        <w:tc>
+          <w:tcPr>
+            <w:tcW w:type="dxa" w:w="3022"/>
+            <w:shd w:fill="F6F8FA" w:val="clear"/>
+          </w:tcPr>
+          <w:p>
+            <w:pPr>
+              <w:spacing w:before="40" w:after="40" w:line="288" w:lineRule="auto"/>
+            </w:pPr>
+            <w:r/>
+            <w:r>
+              <w:rPr>
+                <w:rFonts w:ascii="Microsoft YaHei" w:hAnsi="Microsoft YaHei"/>
+                <w:b/>
+                <w:color w:val="1A1A1A"/>
+                <w:sz w:val="18"/>
+              </w:rPr>
+              <w:t>指标</w:t>
+            </w:r>
+          </w:p>
+        </w:tc>
+        <w:tc>
+          <w:tcPr>
+            <w:tcW w:type="dxa" w:w="3022"/>
+            <w:shd w:fill="F6F8FA" w:val="clear"/>
+          </w:tcPr>
+          <w:p>
+            <w:pPr>
+              <w:spacing w:before="40" w:after="40" w:line="288" w:lineRule="auto"/>
+            </w:pPr>
+            <w:r/>
+            <w:r>
+              <w:rPr>
+                <w:rFonts w:ascii="Microsoft YaHei" w:hAnsi="Microsoft YaHei"/>
+                <w:b/>
+                <w:color w:val="1A1A1A"/>
+                <w:sz w:val="18"/>
+              </w:rPr>
+              <w:t>数据</w:t>
+            </w:r>
+          </w:p>
+        </w:tc>
+        <w:tc>
+          <w:tcPr>
+            <w:tcW w:type="dxa" w:w="3022"/>
+            <w:shd w:fill="F6F8FA" w:val="clear"/>
+          </w:tcPr>
+          <w:p>
+            <w:pPr>
+              <w:spacing w:before="40" w:after="40" w:line="288" w:lineRule="auto"/>
+            </w:pPr>
+            <w:r/>
+            <w:r>
+              <w:rPr>
+                <w:rFonts w:ascii="Microsoft YaHei" w:hAnsi="Microsoft YaHei"/>
+                <w:b/>
+                <w:color w:val="1A1A1A"/>
+                <w:sz w:val="18"/>
+              </w:rPr>
+              <w:t>变动</w:t>
+            </w:r>
+          </w:p>
+        </w:tc>
+      </w:tr>
+      <w:tr>
+        <w:tc>
+          <w:tcPr>
+            <w:tcW w:type="dxa" w:w="3022"/>
+          </w:tcPr>
+          <w:p>
+            <w:pPr>
+              <w:spacing w:before="40" w:after="40" w:line="288" w:lineRule="auto"/>
+            </w:pPr>
+            <w:r/>
+            <w:r>
+              <w:rPr>
+                <w:rFonts w:ascii="Microsoft YaHei" w:hAnsi="Microsoft YaHei"/>
+                <w:sz w:val="18"/>
+              </w:rPr>
+              <w:t>融资余额</w:t>
+            </w:r>
+          </w:p>
+        </w:tc>
+        <w:tc>
+          <w:tcPr>
+            <w:tcW w:type="dxa" w:w="3022"/>
+          </w:tcPr>
+          <w:p>
+            <w:pPr>
+              <w:spacing w:before="40" w:after="40" w:line="288" w:lineRule="auto"/>
+            </w:pPr>
+            <w:r/>
+            <w:r>
+              <w:rPr>
+                <w:rFonts w:ascii="Microsoft YaHei" w:hAnsi="Microsoft YaHei"/>
+                <w:sz w:val="18"/>
+              </w:rPr>
+              <w:t>4.50 亿</w:t>
+            </w:r>
+          </w:p>
+        </w:tc>
+        <w:tc>
+          <w:tcPr>
+            <w:tcW w:type="dxa" w:w="3022"/>
+          </w:tcPr>
+          <w:p>
+            <w:pPr>
+              <w:spacing w:before="40" w:after="40" w:line="288" w:lineRule="auto"/>
+            </w:pPr>
+            <w:r/>
+            <w:r>
+              <w:rPr>
+                <w:rFonts w:ascii="Microsoft YaHei" w:hAnsi="Microsoft YaHei"/>
+                <w:b/>
+                <w:color w:val="1A1A1A"/>
+                <w:sz w:val="18"/>
+              </w:rPr>
+              <w:t>-0.11%</w:t>
+            </w:r>
+          </w:p>
+        </w:tc>
+      </w:tr>
+      <w:tr>
+        <w:tc>
+          <w:tcPr>
+            <w:tcW w:type="dxa" w:w="3022"/>
+            <w:shd w:fill="F8F9FA" w:val="clear"/>
+          </w:tcPr>
+          <w:p>
+            <w:pPr>
+              <w:spacing w:before="40" w:after="40" w:line="288" w:lineRule="auto"/>
+            </w:pPr>
+            <w:r/>
+            <w:r>
+              <w:rPr>
+                <w:rFonts w:ascii="Microsoft YaHei" w:hAnsi="Microsoft YaHei"/>
+                <w:sz w:val="18"/>
+              </w:rPr>
+              <w:t>融券余额</w:t>
+            </w:r>
+          </w:p>
+        </w:tc>
+        <w:tc>
+          <w:tcPr>
+            <w:tcW w:type="dxa" w:w="3022"/>
+            <w:shd w:fill="F8F9FA" w:val="clear"/>
+          </w:tcPr>
+          <w:p>
+            <w:pPr>
+              <w:spacing w:before="40" w:after="40" w:line="288" w:lineRule="auto"/>
+            </w:pPr>
+            <w:r/>
+            <w:r>
+              <w:rPr>
+                <w:rFonts w:ascii="Microsoft YaHei" w:hAnsi="Microsoft YaHei"/>
+                <w:sz w:val="18"/>
+              </w:rPr>
+              <w:t>0.04 亿</w:t>
+            </w:r>
+          </w:p>
+        </w:tc>
+        <w:tc>
+          <w:tcPr>
+            <w:tcW w:type="dxa" w:w="3022"/>
+            <w:shd w:fill="F8F9FA" w:val="clear"/>
+          </w:tcPr>
+          <w:p>
+            <w:pPr>
+              <w:spacing w:before="40" w:after="40" w:line="288" w:lineRule="auto"/>
+            </w:pPr>
+            <w:r/>
+            <w:r>
+              <w:rPr>
+                <w:rFonts w:ascii="Microsoft YaHei" w:hAnsi="Microsoft YaHei"/>
+                <w:b/>
+                <w:color w:val="1A1A1A"/>
+                <w:sz w:val="18"/>
+              </w:rPr>
+              <w:t>-11.84%</w:t>
+            </w:r>
+          </w:p>
+        </w:tc>
+      </w:tr>
+    </w:tbl>
+    <w:p/>
     <w:p>
       <w:r>
         <w:rPr>
           <w:rFonts w:ascii="Microsoft YaHei" w:hAnsi="Microsoft YaHei"/>
         </w:rPr>
-        <w:t>融资余额处于偏高水位，但前一交易日小幅净偿还，说明杠杆资金持股信心稳固，尚未出现恐慌性撤离。</w:t>
+        <w:t>融资余额基本稳定，融券余额大幅缩减，空头力量明显减弱。</w:t>
       </w:r>
     </w:p>
     <w:p>
@@ -1882,7 +2049,7 @@
                 <w:color w:val="1A1A1A"/>
                 <w:sz w:val="18"/>
               </w:rPr>
-              <w:t>技术指标</w:t>
+              <w:t>指标</w:t>
             </w:r>
           </w:p>
         </w:tc>
@@ -1944,7 +2111,7 @@
                 <w:rFonts w:ascii="Microsoft YaHei" w:hAnsi="Microsoft YaHei"/>
                 <w:sz w:val="18"/>
               </w:rPr>
-              <w:t>MA5（≈12.22 元）</w:t>
+              <w:t>MA5（约 12.22 元）</w:t>
             </w:r>
           </w:p>
         </w:tc>
@@ -1962,7 +2129,7 @@
                 <w:rFonts w:ascii="Microsoft YaHei" w:hAnsi="Microsoft YaHei"/>
                 <w:sz w:val="18"/>
               </w:rPr>
-              <w:t>价格紧贴上方</w:t>
+              <w:t>股价位于其上方</w:t>
             </w:r>
           </w:p>
         </w:tc>
@@ -2003,7 +2170,7 @@
                 <w:rFonts w:ascii="Microsoft YaHei" w:hAnsi="Microsoft YaHei"/>
                 <w:sz w:val="18"/>
               </w:rPr>
-              <w:t>MA10（≈11.92 元）</w:t>
+              <w:t>MA10（约 11.92 元）</w:t>
             </w:r>
           </w:p>
         </w:tc>
@@ -2022,7 +2189,7 @@
                 <w:rFonts w:ascii="Microsoft YaHei" w:hAnsi="Microsoft YaHei"/>
                 <w:sz w:val="18"/>
               </w:rPr>
-              <w:t>价格在上方</w:t>
+              <w:t>股价位于其上方</w:t>
             </w:r>
           </w:p>
         </w:tc>
@@ -2063,7 +2230,7 @@
                 <w:rFonts w:ascii="Microsoft YaHei" w:hAnsi="Microsoft YaHei"/>
                 <w:sz w:val="18"/>
               </w:rPr>
-              <w:t>MA20 / 布林中轨（≈11.54 元）</w:t>
+              <w:t>MA20 / 布林中轨（约 11.54 元）</w:t>
             </w:r>
           </w:p>
         </w:tc>
@@ -2081,7 +2248,7 @@
                 <w:rFonts w:ascii="Microsoft YaHei" w:hAnsi="Microsoft YaHei"/>
                 <w:sz w:val="18"/>
               </w:rPr>
-              <w:t>价格在上方</w:t>
+              <w:t>股价位于其上方</w:t>
             </w:r>
           </w:p>
         </w:tc>
@@ -2141,7 +2308,7 @@
                 <w:rFonts w:ascii="Microsoft YaHei" w:hAnsi="Microsoft YaHei"/>
                 <w:sz w:val="18"/>
               </w:rPr>
-              <w:t>价格逼近</w:t>
+              <w:t>股价接近</w:t>
             </w:r>
           </w:p>
         </w:tc>
@@ -2200,7 +2367,7 @@
                 <w:rFonts w:ascii="Microsoft YaHei" w:hAnsi="Microsoft YaHei"/>
                 <w:sz w:val="18"/>
               </w:rPr>
-              <w:t>价格远离</w:t>
+              <w:t>—</w:t>
             </w:r>
           </w:p>
         </w:tc>
@@ -2216,11 +2383,9 @@
             <w:r>
               <w:rPr>
                 <w:rFonts w:ascii="Microsoft YaHei" w:hAnsi="Microsoft YaHei"/>
-                <w:b/>
-                <w:color w:val="1A1A1A"/>
                 <w:sz w:val="18"/>
               </w:rPr>
-              <w:t>+17.1%</w:t>
+              <w:t>—</w:t>
             </w:r>
           </w:p>
         </w:tc>
@@ -2234,13 +2399,7 @@
           <w:b/>
           <w:color w:val="1A1A1A"/>
         </w:rPr>
-        <w:t>技术研判</w:t>
-      </w:r>
-      <w:r>
-        <w:rPr>
-          <w:rFonts w:ascii="Microsoft YaHei" w:hAnsi="Microsoft YaHei"/>
-        </w:rPr>
-        <w:t>：</w:t>
+        <w:t>技术形态核心判断：</w:t>
       </w:r>
     </w:p>
     <w:p>
@@ -2250,36 +2409,16 @@
       <w:r>
         <w:rPr>
           <w:rFonts w:ascii="Microsoft YaHei" w:hAnsi="Microsoft YaHei"/>
-        </w:rPr>
-        <w:t xml:space="preserve">当前价 </w:t>
-      </w:r>
-      <w:r>
-        <w:rPr>
-          <w:rFonts w:ascii="Microsoft YaHei" w:hAnsi="Microsoft YaHei"/>
           <w:b/>
           <w:color w:val="1A1A1A"/>
         </w:rPr>
-        <w:t>12.27 元</w:t>
+        <w:t>均线多头排列雏形显现</w:t>
       </w:r>
       <w:r>
         <w:rPr>
           <w:rFonts w:ascii="Microsoft YaHei" w:hAnsi="Microsoft YaHei"/>
         </w:rPr>
-        <w:t xml:space="preserve"> 已站稳 MA5、MA10、MA20 三条均线，短期均线呈 </w:t>
-      </w:r>
-      <w:r>
-        <w:rPr>
-          <w:rFonts w:ascii="Microsoft YaHei" w:hAnsi="Microsoft YaHei"/>
-          <w:b/>
-          <w:color w:val="1A1A1A"/>
-        </w:rPr>
-        <w:t>多头排列</w:t>
-      </w:r>
-      <w:r>
-        <w:rPr>
-          <w:rFonts w:ascii="Microsoft YaHei" w:hAnsi="Microsoft YaHei"/>
-        </w:rPr>
-        <w:t xml:space="preserve"> 雏形。</w:t>
+        <w:t>：股价站稳在 MA5、MA10、MA20 之上，短期趋势转为强势。</w:t>
       </w:r>
     </w:p>
     <w:p>
@@ -2289,8 +2428,16 @@
       <w:r>
         <w:rPr>
           <w:rFonts w:ascii="Microsoft YaHei" w:hAnsi="Microsoft YaHei"/>
+          <w:b/>
+          <w:color w:val="1A1A1A"/>
         </w:rPr>
-        <w:t xml:space="preserve">价格距布林带上轨 </w:t>
+        <w:t>BOLL 通道突破</w:t>
+      </w:r>
+      <w:r>
+        <w:rPr>
+          <w:rFonts w:ascii="Microsoft YaHei" w:hAnsi="Microsoft YaHei"/>
+        </w:rPr>
+        <w:t xml:space="preserve">：股价已运行至布林带上轨（12.60 元）附近，偏离中轨 </w:t>
       </w:r>
       <w:r>
         <w:rPr>
@@ -2298,41 +2445,13 @@
           <w:b/>
           <w:color w:val="1A1A1A"/>
         </w:rPr>
-        <w:t>12.60 元</w:t>
+        <w:t>6.3%</w:t>
       </w:r>
       <w:r>
         <w:rPr>
           <w:rFonts w:ascii="Microsoft YaHei" w:hAnsi="Microsoft YaHei"/>
         </w:rPr>
-        <w:t xml:space="preserve"> 仅差 </w:t>
-      </w:r>
-      <w:r>
-        <w:rPr>
-          <w:rFonts w:ascii="Microsoft YaHei" w:hAnsi="Microsoft YaHei"/>
-          <w:b/>
-          <w:color w:val="1A1A1A"/>
-        </w:rPr>
-        <w:t>2.6%</w:t>
-      </w:r>
-      <w:r>
-        <w:rPr>
-          <w:rFonts w:ascii="Microsoft YaHei" w:hAnsi="Microsoft YaHei"/>
-        </w:rPr>
-        <w:t xml:space="preserve">，若午后继续放量，有望 </w:t>
-      </w:r>
-      <w:r>
-        <w:rPr>
-          <w:rFonts w:ascii="Microsoft YaHei" w:hAnsi="Microsoft YaHei"/>
-          <w:b/>
-          <w:color w:val="1A1A1A"/>
-        </w:rPr>
-        <w:t>突破上轨</w:t>
-      </w:r>
-      <w:r>
-        <w:rPr>
-          <w:rFonts w:ascii="Microsoft YaHei" w:hAnsi="Microsoft YaHei"/>
-        </w:rPr>
-        <w:t xml:space="preserve"> 进入强势加速区间。</w:t>
+        <w:t>，短期存在向上轨突破的动能，但需注意上轨附近的压力。</w:t>
       </w:r>
     </w:p>
     <w:p>
@@ -2342,320 +2461,16 @@
       <w:r>
         <w:rPr>
           <w:rFonts w:ascii="Microsoft YaHei" w:hAnsi="Microsoft YaHei"/>
-        </w:rPr>
-        <w:t xml:space="preserve">今日午间收盘价已突破 </w:t>
-      </w:r>
-      <w:r>
-        <w:rPr>
-          <w:rFonts w:ascii="Microsoft YaHei" w:hAnsi="Microsoft YaHei"/>
           <w:b/>
           <w:color w:val="1A1A1A"/>
         </w:rPr>
-        <w:t>前期盘整平台（11.50~12.00 元区间）</w:t>
+        <w:t>量价关系健康</w:t>
       </w:r>
       <w:r>
         <w:rPr>
           <w:rFonts w:ascii="Microsoft YaHei" w:hAnsi="Microsoft YaHei"/>
         </w:rPr>
-        <w:t xml:space="preserve">，技术上形成 </w:t>
-      </w:r>
-      <w:r>
-        <w:rPr>
-          <w:rFonts w:ascii="Microsoft YaHei" w:hAnsi="Microsoft YaHei"/>
-          <w:b/>
-          <w:color w:val="1A1A1A"/>
-        </w:rPr>
-        <w:t>突破形态</w:t>
-      </w:r>
-      <w:r>
-        <w:rPr>
-          <w:rFonts w:ascii="Microsoft YaHei" w:hAnsi="Microsoft YaHei"/>
-        </w:rPr>
-        <w:t>。</w:t>
-      </w:r>
-    </w:p>
-    <w:p>
-      <w:pPr>
-        <w:pStyle w:val="ListNumber"/>
-      </w:pPr>
-      <w:r>
-        <w:rPr>
-          <w:rFonts w:ascii="Microsoft YaHei" w:hAnsi="Microsoft YaHei"/>
-        </w:rPr>
-        <w:t xml:space="preserve">量比 </w:t>
-      </w:r>
-      <w:r>
-        <w:rPr>
-          <w:rFonts w:ascii="Microsoft YaHei" w:hAnsi="Microsoft YaHei"/>
-          <w:b/>
-          <w:color w:val="1A1A1A"/>
-        </w:rPr>
-        <w:t>1.85</w:t>
-      </w:r>
-      <w:r>
-        <w:rPr>
-          <w:rFonts w:ascii="Microsoft YaHei" w:hAnsi="Microsoft YaHei"/>
-        </w:rPr>
-        <w:t xml:space="preserve"> + 换手率 </w:t>
-      </w:r>
-      <w:r>
-        <w:rPr>
-          <w:rFonts w:ascii="Microsoft YaHei" w:hAnsi="Microsoft YaHei"/>
-          <w:b/>
-          <w:color w:val="1A1A1A"/>
-        </w:rPr>
-        <w:t>1.72%</w:t>
-      </w:r>
-      <w:r>
-        <w:rPr>
-          <w:rFonts w:ascii="Microsoft YaHei" w:hAnsi="Microsoft YaHei"/>
-        </w:rPr>
-        <w:t xml:space="preserve">（前日 </w:t>
-      </w:r>
-      <w:r>
-        <w:rPr>
-          <w:rFonts w:ascii="Microsoft YaHei" w:hAnsi="Microsoft YaHei"/>
-          <w:b/>
-          <w:color w:val="1A1A1A"/>
-        </w:rPr>
-        <w:t>0.63%</w:t>
-      </w:r>
-      <w:r>
-        <w:rPr>
-          <w:rFonts w:ascii="Microsoft YaHei" w:hAnsi="Microsoft YaHei"/>
-        </w:rPr>
-        <w:t xml:space="preserve"> 的 </w:t>
-      </w:r>
-      <w:r>
-        <w:rPr>
-          <w:rFonts w:ascii="Microsoft YaHei" w:hAnsi="Microsoft YaHei"/>
-          <w:b/>
-          <w:color w:val="1A1A1A"/>
-        </w:rPr>
-        <w:t>2.75倍</w:t>
-      </w:r>
-      <w:r>
-        <w:rPr>
-          <w:rFonts w:ascii="Microsoft YaHei" w:hAnsi="Microsoft YaHei"/>
-        </w:rPr>
-        <w:t xml:space="preserve">），属于 </w:t>
-      </w:r>
-      <w:r>
-        <w:rPr>
-          <w:rFonts w:ascii="Microsoft YaHei" w:hAnsi="Microsoft YaHei"/>
-          <w:b/>
-          <w:color w:val="1A1A1A"/>
-        </w:rPr>
-        <w:t>放量上攻</w:t>
-      </w:r>
-      <w:r>
-        <w:rPr>
-          <w:rFonts w:ascii="Microsoft YaHei" w:hAnsi="Microsoft YaHei"/>
-        </w:rPr>
-        <w:t xml:space="preserve"> 的有效突破信号。</w:t>
-      </w:r>
-    </w:p>
-    <w:p>
-      <w:pPr>
-        <w:spacing w:before="240" w:after="240"/>
-        <w:pBdr>
-          <w:bottom w:val="single" w:sz="4" w:space="1" w:color="D0D7DE"/>
-        </w:pBdr>
-      </w:pPr>
-    </w:p>
-    <w:p>
-      <w:pPr>
-        <w:spacing w:before="360" w:after="80" w:line="288" w:lineRule="auto"/>
-        <w:pBdr>
-          <w:bottom w:val="single" w:sz="4" w:space="4" w:color="D0D7DE"/>
-        </w:pBdr>
-      </w:pPr>
-      <w:r>
-        <w:rPr>
-          <w:rFonts w:ascii="Microsoft YaHei" w:hAnsi="Microsoft YaHei"/>
-          <w:b/>
-          <w:color w:val="1A1A1A"/>
-          <w:sz w:val="28"/>
-        </w:rPr>
-        <w:t>新闻资讯</w:t>
-      </w:r>
-    </w:p>
-    <w:p>
-      <w:pPr>
-        <w:spacing w:before="280" w:after="80" w:line="312" w:lineRule="auto"/>
-      </w:pPr>
-      <w:r>
-        <w:rPr>
-          <w:rFonts w:ascii="Microsoft YaHei" w:hAnsi="Microsoft YaHei"/>
-          <w:b/>
-          <w:color w:val="333333"/>
-          <w:sz w:val="24"/>
-        </w:rPr>
-        <w:t>融资数据动态</w:t>
-      </w:r>
-    </w:p>
-    <w:p>
-      <w:r>
-        <w:rPr>
-          <w:rFonts w:ascii="Microsoft YaHei" w:hAnsi="Microsoft YaHei"/>
-        </w:rPr>
-        <w:t xml:space="preserve">根据融资融券公开数据，中海油服截至 7 月 28 日融资余额为 </w:t>
-      </w:r>
-      <w:r>
-        <w:rPr>
-          <w:rFonts w:ascii="Microsoft YaHei" w:hAnsi="Microsoft YaHei"/>
-          <w:b/>
-          <w:color w:val="1A1A1A"/>
-        </w:rPr>
-        <w:t>4.50 亿元</w:t>
-      </w:r>
-      <w:r>
-        <w:rPr>
-          <w:rFonts w:ascii="Microsoft YaHei" w:hAnsi="Microsoft YaHei"/>
-        </w:rPr>
-        <w:t xml:space="preserve">，占流通市值比例 </w:t>
-      </w:r>
-      <w:r>
-        <w:rPr>
-          <w:rFonts w:ascii="Microsoft YaHei" w:hAnsi="Microsoft YaHei"/>
-          <w:b/>
-          <w:color w:val="1A1A1A"/>
-        </w:rPr>
-        <w:t>1.26%</w:t>
-      </w:r>
-      <w:r>
-        <w:rPr>
-          <w:rFonts w:ascii="Microsoft YaHei" w:hAnsi="Microsoft YaHei"/>
-        </w:rPr>
-        <w:t xml:space="preserve">，超过近一年 </w:t>
-      </w:r>
-      <w:r>
-        <w:rPr>
-          <w:rFonts w:ascii="Microsoft YaHei" w:hAnsi="Microsoft YaHei"/>
-          <w:b/>
-          <w:color w:val="1A1A1A"/>
-        </w:rPr>
-        <w:t>60% 分位水平</w:t>
-      </w:r>
-      <w:r>
-        <w:rPr>
-          <w:rFonts w:ascii="Microsoft YaHei" w:hAnsi="Microsoft YaHei"/>
-        </w:rPr>
-        <w:t xml:space="preserve">，显示杠杆资金配置意愿处于阶段高位。融资净买入额为 </w:t>
-      </w:r>
-      <w:r>
-        <w:rPr>
-          <w:rFonts w:ascii="Microsoft YaHei" w:hAnsi="Microsoft YaHei"/>
-          <w:b/>
-          <w:color w:val="1A1A1A"/>
-        </w:rPr>
-        <w:t>-49.11 万元</w:t>
-      </w:r>
-      <w:r>
-        <w:rPr>
-          <w:rFonts w:ascii="Microsoft YaHei" w:hAnsi="Microsoft YaHei"/>
-        </w:rPr>
-        <w:t>，属微幅净偿还，不构成明显压力。</w:t>
-      </w:r>
-    </w:p>
-    <w:p>
-      <w:pPr>
-        <w:spacing w:before="280" w:after="80" w:line="312" w:lineRule="auto"/>
-      </w:pPr>
-      <w:r>
-        <w:rPr>
-          <w:rFonts w:ascii="Microsoft YaHei" w:hAnsi="Microsoft YaHei"/>
-          <w:b/>
-          <w:color w:val="333333"/>
-          <w:sz w:val="24"/>
-        </w:rPr>
-        <w:t>盘中异动</w:t>
-      </w:r>
-    </w:p>
-    <w:p>
-      <w:r>
-        <w:rPr>
-          <w:rFonts w:ascii="Microsoft YaHei" w:hAnsi="Microsoft YaHei"/>
-        </w:rPr>
-        <w:t>今日开盘即现异动信号：</w:t>
-      </w:r>
-      <w:r>
-        <w:rPr>
-          <w:rFonts w:ascii="Microsoft YaHei" w:hAnsi="Microsoft YaHei"/>
-          <w:b/>
-          <w:color w:val="1A1A1A"/>
-        </w:rPr>
-        <w:t>09:25:01</w:t>
-      </w:r>
-      <w:r>
-        <w:rPr>
-          <w:rFonts w:ascii="Microsoft YaHei" w:hAnsi="Microsoft YaHei"/>
-        </w:rPr>
-        <w:t xml:space="preserve"> 开盘报 </w:t>
-      </w:r>
-      <w:r>
-        <w:rPr>
-          <w:rFonts w:ascii="Microsoft YaHei" w:hAnsi="Microsoft YaHei"/>
-          <w:b/>
-          <w:color w:val="1A1A1A"/>
-        </w:rPr>
-        <w:t>12.07 元</w:t>
-      </w:r>
-      <w:r>
-        <w:rPr>
-          <w:rFonts w:ascii="Microsoft YaHei" w:hAnsi="Microsoft YaHei"/>
-        </w:rPr>
-        <w:t xml:space="preserve">（+0.42%），随后迅速拉升。整体看，今日的放量上攻更多受 </w:t>
-      </w:r>
-      <w:r>
-        <w:rPr>
-          <w:rFonts w:ascii="Microsoft YaHei" w:hAnsi="Microsoft YaHei"/>
-          <w:b/>
-          <w:color w:val="1A1A1A"/>
-        </w:rPr>
-        <w:t>板块催化</w:t>
-      </w:r>
-      <w:r>
-        <w:rPr>
-          <w:rFonts w:ascii="Microsoft YaHei" w:hAnsi="Microsoft YaHei"/>
-        </w:rPr>
-        <w:t xml:space="preserve"> 驱动。</w:t>
-      </w:r>
-    </w:p>
-    <w:p>
-      <w:pPr>
-        <w:spacing w:before="280" w:after="80" w:line="312" w:lineRule="auto"/>
-      </w:pPr>
-      <w:r>
-        <w:rPr>
-          <w:rFonts w:ascii="Microsoft YaHei" w:hAnsi="Microsoft YaHei"/>
-          <w:b/>
-          <w:color w:val="333333"/>
-          <w:sz w:val="24"/>
-        </w:rPr>
-        <w:t>板块联动效应</w:t>
-      </w:r>
-    </w:p>
-    <w:p>
-      <w:r>
-        <w:rPr>
-          <w:rFonts w:ascii="Microsoft YaHei" w:hAnsi="Microsoft YaHei"/>
-        </w:rPr>
-        <w:t xml:space="preserve">中海油服今日走势与 </w:t>
-      </w:r>
-      <w:r>
-        <w:rPr>
-          <w:rFonts w:ascii="Microsoft YaHei" w:hAnsi="Microsoft YaHei"/>
-          <w:b/>
-          <w:color w:val="1A1A1A"/>
-        </w:rPr>
-        <w:t>中国海油（600938.SH）涨停（+10.01%）</w:t>
-      </w:r>
-      <w:r>
-        <w:rPr>
-          <w:rFonts w:ascii="Microsoft YaHei" w:hAnsi="Microsoft YaHei"/>
-        </w:rPr>
-        <w:t xml:space="preserve"> 形成强联动，后者作为行业龙头涨停，大幅提振了油服板块的市场情绪。</w:t>
+        <w:t>：放量大涨伴随均线发散，技术形态偏多。</w:t>
       </w:r>
     </w:p>
     <w:p>
@@ -2684,17 +2499,11 @@
       </w:r>
     </w:p>
     <w:p>
-      <w:pPr>
-        <w:spacing w:before="280" w:after="80" w:line="312" w:lineRule="auto"/>
-      </w:pPr>
       <w:r>
         <w:rPr>
           <w:rFonts w:ascii="Microsoft YaHei" w:hAnsi="Microsoft YaHei"/>
-          <w:b/>
-          <w:color w:val="333333"/>
-          <w:sz w:val="24"/>
         </w:rPr>
-        <w:t>所属重点板块表现</w:t>
+        <w:t>中海油服所属核心板块表现如下：</w:t>
       </w:r>
     </w:p>
     <w:tbl>
@@ -2729,7 +2538,7 @@
                 <w:color w:val="1A1A1A"/>
                 <w:sz w:val="18"/>
               </w:rPr>
-              <w:t>板块</w:t>
+              <w:t>板块名称</w:t>
             </w:r>
           </w:p>
         </w:tc>
@@ -2750,7 +2559,7 @@
                 <w:color w:val="1A1A1A"/>
                 <w:sz w:val="18"/>
               </w:rPr>
-              <w:t>涨幅</w:t>
+              <w:t>涨跌幅</w:t>
             </w:r>
           </w:p>
         </w:tc>
@@ -2771,7 +2580,7 @@
                 <w:color w:val="1A1A1A"/>
                 <w:sz w:val="18"/>
               </w:rPr>
-              <w:t>排名/1158</w:t>
+              <w:t>全市场排名</w:t>
             </w:r>
           </w:p>
         </w:tc>
@@ -2792,7 +2601,7 @@
                 <w:color w:val="1A1A1A"/>
                 <w:sz w:val="18"/>
               </w:rPr>
-              <w:t>个股板块内排名</w:t>
+              <w:t>板块内排名</w:t>
             </w:r>
           </w:p>
         </w:tc>
@@ -2812,7 +2621,7 @@
                 <w:rFonts w:ascii="Microsoft YaHei" w:hAnsi="Microsoft YaHei"/>
                 <w:sz w:val="18"/>
               </w:rPr>
-              <w:t>石油与天然气钻井(A股)</w:t>
+              <w:t>石油与天然气钻井</w:t>
             </w:r>
           </w:p>
         </w:tc>
@@ -2866,7 +2675,7 @@
                 <w:rFonts w:ascii="Microsoft YaHei" w:hAnsi="Microsoft YaHei"/>
                 <w:sz w:val="18"/>
               </w:rPr>
-              <w:t xml:space="preserve"> 位</w:t>
+              <w:t xml:space="preserve"> / 1158 位</w:t>
             </w:r>
           </w:p>
         </w:tc>
@@ -2882,11 +2691,25 @@
             <w:r>
               <w:rPr>
                 <w:rFonts w:ascii="Microsoft YaHei" w:hAnsi="Microsoft YaHei"/>
+                <w:sz w:val="18"/>
+              </w:rPr>
+              <w:t xml:space="preserve">第 </w:t>
+            </w:r>
+            <w:r>
+              <w:rPr>
+                <w:rFonts w:ascii="Microsoft YaHei" w:hAnsi="Microsoft YaHei"/>
                 <w:b/>
                 <w:color w:val="1A1A1A"/>
                 <w:sz w:val="18"/>
               </w:rPr>
-              <w:t>3/4</w:t>
+              <w:t>3</w:t>
+            </w:r>
+            <w:r>
+              <w:rPr>
+                <w:rFonts w:ascii="Microsoft YaHei" w:hAnsi="Microsoft YaHei"/>
+                <w:sz w:val="18"/>
+              </w:rPr>
+              <w:t xml:space="preserve"> / 4 只</w:t>
             </w:r>
           </w:p>
         </w:tc>
@@ -2907,7 +2730,7 @@
                 <w:rFonts w:ascii="Microsoft YaHei" w:hAnsi="Microsoft YaHei"/>
                 <w:sz w:val="18"/>
               </w:rPr>
-              <w:t>能源(A股)</w:t>
+              <w:t>能源设备与服务</w:t>
             </w:r>
           </w:p>
         </w:tc>
@@ -2928,7 +2751,26 @@
                 <w:color w:val="1A1A1A"/>
                 <w:sz w:val="18"/>
               </w:rPr>
-              <w:t>+2.62%</w:t>
+              <w:t>+1.92%</w:t>
+            </w:r>
+          </w:p>
+        </w:tc>
+        <w:tc>
+          <w:tcPr>
+            <w:tcW w:type="dxa" w:w="2266"/>
+            <w:shd w:fill="F8F9FA" w:val="clear"/>
+          </w:tcPr>
+          <w:p>
+            <w:pPr>
+              <w:spacing w:before="40" w:after="40" w:line="288" w:lineRule="auto"/>
+            </w:pPr>
+            <w:r/>
+            <w:r>
+              <w:rPr>
+                <w:rFonts w:ascii="Microsoft YaHei" w:hAnsi="Microsoft YaHei"/>
+                <w:sz w:val="18"/>
+              </w:rPr>
+              <w:t>第 55 / 1158 位</w:t>
             </w:r>
           </w:p>
         </w:tc>
@@ -2956,35 +2798,14 @@
                 <w:color w:val="1A1A1A"/>
                 <w:sz w:val="18"/>
               </w:rPr>
-              <w:t>39</w:t>
+              <w:t>7</w:t>
             </w:r>
             <w:r>
               <w:rPr>
                 <w:rFonts w:ascii="Microsoft YaHei" w:hAnsi="Microsoft YaHei"/>
                 <w:sz w:val="18"/>
               </w:rPr>
-              <w:t xml:space="preserve"> 位</w:t>
-            </w:r>
-          </w:p>
-        </w:tc>
-        <w:tc>
-          <w:tcPr>
-            <w:tcW w:type="dxa" w:w="2266"/>
-            <w:shd w:fill="F8F9FA" w:val="clear"/>
-          </w:tcPr>
-          <w:p>
-            <w:pPr>
-              <w:spacing w:before="40" w:after="40" w:line="288" w:lineRule="auto"/>
-            </w:pPr>
-            <w:r/>
-            <w:r>
-              <w:rPr>
-                <w:rFonts w:ascii="Microsoft YaHei" w:hAnsi="Microsoft YaHei"/>
-                <w:b/>
-                <w:color w:val="1A1A1A"/>
-                <w:sz w:val="18"/>
-              </w:rPr>
-              <w:t>24/83</w:t>
+              <w:t xml:space="preserve"> / 26 只</w:t>
             </w:r>
           </w:p>
         </w:tc>
@@ -3004,7 +2825,7 @@
                 <w:rFonts w:ascii="Microsoft YaHei" w:hAnsi="Microsoft YaHei"/>
                 <w:sz w:val="18"/>
               </w:rPr>
-              <w:t>能源设备与服务(A股)</w:t>
+              <w:t>能源（A股）</w:t>
             </w:r>
           </w:p>
         </w:tc>
@@ -3024,7 +2845,7 @@
                 <w:color w:val="1A1A1A"/>
                 <w:sz w:val="18"/>
               </w:rPr>
-              <w:t>+1.92%</w:t>
+              <w:t>+2.62%</w:t>
             </w:r>
           </w:p>
         </w:tc>
@@ -3042,23 +2863,7 @@
                 <w:rFonts w:ascii="Microsoft YaHei" w:hAnsi="Microsoft YaHei"/>
                 <w:sz w:val="18"/>
               </w:rPr>
-              <w:t xml:space="preserve">第 </w:t>
-            </w:r>
-            <w:r>
-              <w:rPr>
-                <w:rFonts w:ascii="Microsoft YaHei" w:hAnsi="Microsoft YaHei"/>
-                <w:b/>
-                <w:color w:val="1A1A1A"/>
-                <w:sz w:val="18"/>
-              </w:rPr>
-              <w:t>55</w:t>
-            </w:r>
-            <w:r>
-              <w:rPr>
-                <w:rFonts w:ascii="Microsoft YaHei" w:hAnsi="Microsoft YaHei"/>
-                <w:sz w:val="18"/>
-              </w:rPr>
-              <w:t xml:space="preserve"> 位</w:t>
+              <w:t>第 39 / 1158 位</w:t>
             </w:r>
           </w:p>
         </w:tc>
@@ -3074,11 +2879,9 @@
             <w:r>
               <w:rPr>
                 <w:rFonts w:ascii="Microsoft YaHei" w:hAnsi="Microsoft YaHei"/>
-                <w:b/>
-                <w:color w:val="1A1A1A"/>
                 <w:sz w:val="18"/>
               </w:rPr>
-              <w:t>7/26</w:t>
+              <w:t>第 24 / 83 只</w:t>
             </w:r>
           </w:p>
         </w:tc>
@@ -3139,23 +2942,7 @@
                 <w:rFonts w:ascii="Microsoft YaHei" w:hAnsi="Microsoft YaHei"/>
                 <w:sz w:val="18"/>
               </w:rPr>
-              <w:t xml:space="preserve">第 </w:t>
-            </w:r>
-            <w:r>
-              <w:rPr>
-                <w:rFonts w:ascii="Microsoft YaHei" w:hAnsi="Microsoft YaHei"/>
-                <w:b/>
-                <w:color w:val="1A1A1A"/>
-                <w:sz w:val="18"/>
-              </w:rPr>
-              <w:t>75</w:t>
-            </w:r>
-            <w:r>
-              <w:rPr>
-                <w:rFonts w:ascii="Microsoft YaHei" w:hAnsi="Microsoft YaHei"/>
-                <w:sz w:val="18"/>
-              </w:rPr>
-              <w:t xml:space="preserve"> 位</w:t>
+              <w:t>第 75 / 1158 位</w:t>
             </w:r>
           </w:p>
         </w:tc>
@@ -3172,11 +2959,25 @@
             <w:r>
               <w:rPr>
                 <w:rFonts w:ascii="Microsoft YaHei" w:hAnsi="Microsoft YaHei"/>
+                <w:sz w:val="18"/>
+              </w:rPr>
+              <w:t xml:space="preserve">第 </w:t>
+            </w:r>
+            <w:r>
+              <w:rPr>
+                <w:rFonts w:ascii="Microsoft YaHei" w:hAnsi="Microsoft YaHei"/>
                 <w:b/>
                 <w:color w:val="1A1A1A"/>
                 <w:sz w:val="18"/>
               </w:rPr>
-              <w:t>22/319</w:t>
+              <w:t>22</w:t>
+            </w:r>
+            <w:r>
+              <w:rPr>
+                <w:rFonts w:ascii="Microsoft YaHei" w:hAnsi="Microsoft YaHei"/>
+                <w:sz w:val="18"/>
+              </w:rPr>
+              <w:t xml:space="preserve"> / 319 只</w:t>
             </w:r>
           </w:p>
         </w:tc>
@@ -3190,13 +2991,7 @@
           <w:b/>
           <w:color w:val="1A1A1A"/>
         </w:rPr>
-        <w:t>板块亮点</w:t>
-      </w:r>
-      <w:r>
-        <w:rPr>
-          <w:rFonts w:ascii="Microsoft YaHei" w:hAnsi="Microsoft YaHei"/>
-        </w:rPr>
-        <w:t>：</w:t>
+        <w:t>板块联动态势明显：</w:t>
       </w:r>
     </w:p>
     <w:p>
@@ -3206,8 +3001,16 @@
       <w:r>
         <w:rPr>
           <w:rFonts w:ascii="Microsoft YaHei" w:hAnsi="Microsoft YaHei"/>
+          <w:b/>
+          <w:color w:val="1A1A1A"/>
         </w:rPr>
-        <w:t xml:space="preserve">石油与天然气钻井板块 </w:t>
+        <w:t>石油与天然气钻井</w:t>
+      </w:r>
+      <w:r>
+        <w:rPr>
+          <w:rFonts w:ascii="Microsoft YaHei" w:hAnsi="Microsoft YaHei"/>
+        </w:rPr>
+        <w:t xml:space="preserve">板块涨幅高达 </w:t>
       </w:r>
       <w:r>
         <w:rPr>
@@ -3221,49 +3024,7 @@
         <w:rPr>
           <w:rFonts w:ascii="Microsoft YaHei" w:hAnsi="Microsoft YaHei"/>
         </w:rPr>
-        <w:t xml:space="preserve"> 领跑全市场，中曼石油（</w:t>
-      </w:r>
-      <w:r>
-        <w:rPr>
-          <w:rFonts w:ascii="Microsoft YaHei" w:hAnsi="Microsoft YaHei"/>
-          <w:b/>
-          <w:color w:val="1A1A1A"/>
-        </w:rPr>
-        <w:t>+9.98%</w:t>
-      </w:r>
-      <w:r>
-        <w:rPr>
-          <w:rFonts w:ascii="Microsoft YaHei" w:hAnsi="Microsoft YaHei"/>
-        </w:rPr>
-        <w:t>）、石化油服（</w:t>
-      </w:r>
-      <w:r>
-        <w:rPr>
-          <w:rFonts w:ascii="Microsoft YaHei" w:hAnsi="Microsoft YaHei"/>
-          <w:b/>
-          <w:color w:val="1A1A1A"/>
-        </w:rPr>
-        <w:t>+6.37%</w:t>
-      </w:r>
-      <w:r>
-        <w:rPr>
-          <w:rFonts w:ascii="Microsoft YaHei" w:hAnsi="Microsoft YaHei"/>
-        </w:rPr>
-        <w:t>）与中海油服（</w:t>
-      </w:r>
-      <w:r>
-        <w:rPr>
-          <w:rFonts w:ascii="Microsoft YaHei" w:hAnsi="Microsoft YaHei"/>
-          <w:b/>
-          <w:color w:val="1A1A1A"/>
-        </w:rPr>
-        <w:t>+6.05%</w:t>
-      </w:r>
-      <w:r>
-        <w:rPr>
-          <w:rFonts w:ascii="Microsoft YaHei" w:hAnsi="Microsoft YaHei"/>
-        </w:rPr>
-        <w:t>）包揽板块前三。</w:t>
+        <w:t>，位居全市场板块第11位，板块内中曼石油（+9.98%）、石化油服（+6.37%）等个股集体大涨，中海油服排名板块第3，与板块龙头同步走强。</w:t>
       </w:r>
     </w:p>
     <w:p>
@@ -3274,74 +3035,7 @@
         <w:rPr>
           <w:rFonts w:ascii="Microsoft YaHei" w:hAnsi="Microsoft YaHei"/>
         </w:rPr>
-        <w:t xml:space="preserve">沪深300样本股中，中海油服排名 </w:t>
-      </w:r>
-      <w:r>
-        <w:rPr>
-          <w:rFonts w:ascii="Microsoft YaHei" w:hAnsi="Microsoft YaHei"/>
-          <w:b/>
-          <w:color w:val="1A1A1A"/>
-        </w:rPr>
-        <w:t>22/319</w:t>
-      </w:r>
-      <w:r>
-        <w:rPr>
-          <w:rFonts w:ascii="Microsoft YaHei" w:hAnsi="Microsoft YaHei"/>
-        </w:rPr>
-        <w:t xml:space="preserve">，位于前 </w:t>
-      </w:r>
-      <w:r>
-        <w:rPr>
-          <w:rFonts w:ascii="Microsoft YaHei" w:hAnsi="Microsoft YaHei"/>
-          <w:b/>
-          <w:color w:val="1A1A1A"/>
-        </w:rPr>
-        <w:t>7%</w:t>
-      </w:r>
-      <w:r>
-        <w:rPr>
-          <w:rFonts w:ascii="Microsoft YaHei" w:hAnsi="Microsoft YaHei"/>
-        </w:rPr>
-        <w:t xml:space="preserve"> 分位，显著跑赢指数。</w:t>
-      </w:r>
-    </w:p>
-    <w:p>
-      <w:pPr>
-        <w:pStyle w:val="ListBullet"/>
-      </w:pPr>
-      <w:r>
-        <w:rPr>
-          <w:rFonts w:ascii="Microsoft YaHei" w:hAnsi="Microsoft YaHei"/>
-        </w:rPr>
-        <w:t xml:space="preserve">能源设备与服务板块 </w:t>
-      </w:r>
-      <w:r>
-        <w:rPr>
-          <w:rFonts w:ascii="Microsoft YaHei" w:hAnsi="Microsoft YaHei"/>
-          <w:b/>
-          <w:color w:val="1A1A1A"/>
-        </w:rPr>
-        <w:t>+1.92%</w:t>
-      </w:r>
-      <w:r>
-        <w:rPr>
-          <w:rFonts w:ascii="Microsoft YaHei" w:hAnsi="Microsoft YaHei"/>
-        </w:rPr>
-        <w:t xml:space="preserve">，中海油服排名 </w:t>
-      </w:r>
-      <w:r>
-        <w:rPr>
-          <w:rFonts w:ascii="Microsoft YaHei" w:hAnsi="Microsoft YaHei"/>
-          <w:b/>
-          <w:color w:val="1A1A1A"/>
-        </w:rPr>
-        <w:t>7/26</w:t>
-      </w:r>
-      <w:r>
-        <w:rPr>
-          <w:rFonts w:ascii="Microsoft YaHei" w:hAnsi="Microsoft YaHei"/>
-        </w:rPr>
-        <w:t>，同样处于板块上游。</w:t>
+        <w:t>能源板块整体活跃，通源石油（+16.41%）、潜能恒信（+11.68%）等领涨，显示资金对传统能源、油田服务方向有较高的做多热情。</w:t>
       </w:r>
     </w:p>
     <w:p>
@@ -3376,57 +3070,7 @@
           <w:b/>
           <w:color w:val="1A1A1A"/>
         </w:rPr>
-        <w:t>主力观点</w:t>
-      </w:r>
-      <w:r>
-        <w:rPr>
-          <w:rFonts w:ascii="Microsoft YaHei" w:hAnsi="Microsoft YaHei"/>
-        </w:rPr>
-        <w:t xml:space="preserve">：今日中海油服呈 </w:t>
-      </w:r>
-      <w:r>
-        <w:rPr>
-          <w:rFonts w:ascii="Microsoft YaHei" w:hAnsi="Microsoft YaHei"/>
-          <w:b/>
-          <w:color w:val="1A1A1A"/>
-        </w:rPr>
-        <w:t>强势突破+放量上攻</w:t>
-      </w:r>
-      <w:r>
-        <w:rPr>
-          <w:rFonts w:ascii="Microsoft YaHei" w:hAnsi="Microsoft YaHei"/>
-        </w:rPr>
-        <w:t xml:space="preserve"> 格局，综合判断为 </w:t>
-      </w:r>
-      <w:r>
-        <w:rPr>
-          <w:rFonts w:ascii="Microsoft YaHei" w:hAnsi="Microsoft YaHei"/>
-          <w:b/>
-          <w:color w:val="1A1A1A"/>
-        </w:rPr>
-        <w:t>偏多</w:t>
-      </w:r>
-      <w:r>
-        <w:rPr>
-          <w:rFonts w:ascii="Microsoft YaHei" w:hAnsi="Microsoft YaHei"/>
-        </w:rPr>
-        <w:t>。</w:t>
-      </w:r>
-    </w:p>
-    <w:p>
-      <w:r>
-        <w:rPr>
-          <w:rFonts w:ascii="Microsoft YaHei" w:hAnsi="Microsoft YaHei"/>
-          <w:b/>
-          <w:color w:val="1A1A1A"/>
-        </w:rPr>
-        <w:t>核心逻辑</w:t>
-      </w:r>
-      <w:r>
-        <w:rPr>
-          <w:rFonts w:ascii="Microsoft YaHei" w:hAnsi="Microsoft YaHei"/>
-        </w:rPr>
-        <w:t>：</w:t>
+        <w:t>主力观点总结：</w:t>
       </w:r>
     </w:p>
     <w:p>
@@ -3439,181 +3083,13 @@
           <w:b/>
           <w:color w:val="1A1A1A"/>
         </w:rPr>
-        <w:t>基本面支撑</w:t>
+        <w:t>强势放量突破，趋势转多明确</w:t>
       </w:r>
       <w:r>
         <w:rPr>
           <w:rFonts w:ascii="Microsoft YaHei" w:hAnsi="Microsoft YaHei"/>
         </w:rPr>
-        <w:t xml:space="preserve">：动态PE </w:t>
-      </w:r>
-      <w:r>
-        <w:rPr>
-          <w:rFonts w:ascii="Microsoft YaHei" w:hAnsi="Microsoft YaHei"/>
-          <w:b/>
-          <w:color w:val="1A1A1A"/>
-        </w:rPr>
-        <w:t>17.11倍</w:t>
-      </w:r>
-      <w:r>
-        <w:rPr>
-          <w:rFonts w:ascii="Microsoft YaHei" w:hAnsi="Microsoft YaHei"/>
-        </w:rPr>
-        <w:t xml:space="preserve">、PB </w:t>
-      </w:r>
-      <w:r>
-        <w:rPr>
-          <w:rFonts w:ascii="Microsoft YaHei" w:hAnsi="Microsoft YaHei"/>
-          <w:b/>
-          <w:color w:val="1A1A1A"/>
-        </w:rPr>
-        <w:t>1.27倍</w:t>
-      </w:r>
-      <w:r>
-        <w:rPr>
-          <w:rFonts w:ascii="Microsoft YaHei" w:hAnsi="Microsoft YaHei"/>
-        </w:rPr>
-        <w:t>，估值处于合理区间，行业景气度受益于油价高位运行及上游资本开支回暖。</w:t>
-      </w:r>
-    </w:p>
-    <w:p>
-      <w:pPr>
-        <w:pStyle w:val="ListNumber"/>
-      </w:pPr>
-      <w:r>
-        <w:rPr>
-          <w:rFonts w:ascii="Microsoft YaHei" w:hAnsi="Microsoft YaHei"/>
-          <w:b/>
-          <w:color w:val="1A1A1A"/>
-        </w:rPr>
-        <w:t>资金面共振</w:t>
-      </w:r>
-      <w:r>
-        <w:rPr>
-          <w:rFonts w:ascii="Microsoft YaHei" w:hAnsi="Microsoft YaHei"/>
-        </w:rPr>
-        <w:t xml:space="preserve">：今日资金净流入 </w:t>
-      </w:r>
-      <w:r>
-        <w:rPr>
-          <w:rFonts w:ascii="Microsoft YaHei" w:hAnsi="Microsoft YaHei"/>
-          <w:b/>
-          <w:color w:val="1A1A1A"/>
-        </w:rPr>
-        <w:t>4,133.50 万元</w:t>
-      </w:r>
-      <w:r>
-        <w:rPr>
-          <w:rFonts w:ascii="Microsoft YaHei" w:hAnsi="Microsoft YaHei"/>
-        </w:rPr>
-        <w:t xml:space="preserve">，流入时长占比超 </w:t>
-      </w:r>
-      <w:r>
-        <w:rPr>
-          <w:rFonts w:ascii="Microsoft YaHei" w:hAnsi="Microsoft YaHei"/>
-          <w:b/>
-          <w:color w:val="1A1A1A"/>
-        </w:rPr>
-        <w:t>64%</w:t>
-      </w:r>
-      <w:r>
-        <w:rPr>
-          <w:rFonts w:ascii="Microsoft YaHei" w:hAnsi="Microsoft YaHei"/>
-        </w:rPr>
-        <w:t>，叠加前日大/中/小单全面净流入，资金合力明显。</w:t>
-      </w:r>
-    </w:p>
-    <w:p>
-      <w:pPr>
-        <w:pStyle w:val="ListNumber"/>
-      </w:pPr>
-      <w:r>
-        <w:rPr>
-          <w:rFonts w:ascii="Microsoft YaHei" w:hAnsi="Microsoft YaHei"/>
-          <w:b/>
-          <w:color w:val="1A1A1A"/>
-        </w:rPr>
-        <w:t>技术面突破</w:t>
-      </w:r>
-      <w:r>
-        <w:rPr>
-          <w:rFonts w:ascii="Microsoft YaHei" w:hAnsi="Microsoft YaHei"/>
-        </w:rPr>
-        <w:t xml:space="preserve">：股价站稳所有短期均线，放量突破前期平台，距布林带上轨仅差 </w:t>
-      </w:r>
-      <w:r>
-        <w:rPr>
-          <w:rFonts w:ascii="Microsoft YaHei" w:hAnsi="Microsoft YaHei"/>
-          <w:b/>
-          <w:color w:val="1A1A1A"/>
-        </w:rPr>
-        <w:t>2.6%</w:t>
-      </w:r>
-      <w:r>
-        <w:rPr>
-          <w:rFonts w:ascii="Microsoft YaHei" w:hAnsi="Microsoft YaHei"/>
-        </w:rPr>
-        <w:t xml:space="preserve">，午后有望冲击 </w:t>
-      </w:r>
-      <w:r>
-        <w:rPr>
-          <w:rFonts w:ascii="Microsoft YaHei" w:hAnsi="Microsoft YaHei"/>
-          <w:b/>
-          <w:color w:val="1A1A1A"/>
-        </w:rPr>
-        <w:t>12.60 元</w:t>
-      </w:r>
-      <w:r>
-        <w:rPr>
-          <w:rFonts w:ascii="Microsoft YaHei" w:hAnsi="Microsoft YaHei"/>
-        </w:rPr>
-        <w:t xml:space="preserve"> 压力位。</w:t>
-      </w:r>
-    </w:p>
-    <w:p>
-      <w:pPr>
-        <w:pStyle w:val="ListNumber"/>
-      </w:pPr>
-      <w:r>
-        <w:rPr>
-          <w:rFonts w:ascii="Microsoft YaHei" w:hAnsi="Microsoft YaHei"/>
-          <w:b/>
-          <w:color w:val="1A1A1A"/>
-        </w:rPr>
-        <w:t>板块催化强劲</w:t>
-      </w:r>
-      <w:r>
-        <w:rPr>
-          <w:rFonts w:ascii="Microsoft YaHei" w:hAnsi="Microsoft YaHei"/>
-        </w:rPr>
-        <w:t>：中国海油涨停带动石油板块全线发力，中海油服作为油服龙头充分受益。</w:t>
-      </w:r>
-    </w:p>
-    <w:p>
-      <w:r>
-        <w:rPr>
-          <w:rFonts w:ascii="Microsoft YaHei" w:hAnsi="Microsoft YaHei"/>
-          <w:b/>
-          <w:color w:val="1A1A1A"/>
-        </w:rPr>
-        <w:t>风险提示</w:t>
-      </w:r>
-      <w:r>
-        <w:rPr>
-          <w:rFonts w:ascii="Microsoft YaHei" w:hAnsi="Microsoft YaHei"/>
-        </w:rPr>
-        <w:t>：</w:t>
-      </w:r>
-    </w:p>
-    <w:p>
-      <w:pPr>
-        <w:pStyle w:val="ListBullet"/>
-      </w:pPr>
-      <w:r>
-        <w:rPr>
-          <w:rFonts w:ascii="Microsoft YaHei" w:hAnsi="Microsoft YaHei"/>
-        </w:rPr>
-        <w:t xml:space="preserve">股价 </w:t>
+        <w:t xml:space="preserve">：中海油服今日以 </w:t>
       </w:r>
       <w:r>
         <w:rPr>
@@ -3627,18 +3103,7 @@
         <w:rPr>
           <w:rFonts w:ascii="Microsoft YaHei" w:hAnsi="Microsoft YaHei"/>
         </w:rPr>
-        <w:t xml:space="preserve"> 的日内涨幅较大，短线获利盘回吐压力需关注。</w:t>
-      </w:r>
-    </w:p>
-    <w:p>
-      <w:pPr>
-        <w:pStyle w:val="ListBullet"/>
-      </w:pPr>
-      <w:r>
-        <w:rPr>
-          <w:rFonts w:ascii="Microsoft YaHei" w:hAnsi="Microsoft YaHei"/>
-        </w:rPr>
-        <w:t xml:space="preserve">融资余额处于近一年 </w:t>
+        <w:t xml:space="preserve"> 的涨幅、</w:t>
       </w:r>
       <w:r>
         <w:rPr>
@@ -3646,24 +3111,32 @@
           <w:b/>
           <w:color w:val="1A1A1A"/>
         </w:rPr>
-        <w:t>60% 分位</w:t>
+        <w:t>1.85倍量比</w:t>
       </w:r>
       <w:r>
         <w:rPr>
           <w:rFonts w:ascii="Microsoft YaHei" w:hAnsi="Microsoft YaHei"/>
         </w:rPr>
-        <w:t xml:space="preserve"> 高位，若市场情绪逆转，杠杆资金可能加速离场。</w:t>
+        <w:t xml:space="preserve"> 放量上攻，股价一举突破 MA5、MA10、MA20 三条均线，并逼近布林带上轨，短期技术形态已由震荡转为强势上攻。</w:t>
       </w:r>
     </w:p>
     <w:p>
       <w:pPr>
-        <w:pStyle w:val="ListBullet"/>
+        <w:pStyle w:val="ListNumber"/>
       </w:pPr>
       <w:r>
         <w:rPr>
           <w:rFonts w:ascii="Microsoft YaHei" w:hAnsi="Microsoft YaHei"/>
+          <w:b/>
+          <w:color w:val="1A1A1A"/>
         </w:rPr>
-        <w:t xml:space="preserve">布林带上轨 </w:t>
+        <w:t>资金面共振配合</w:t>
+      </w:r>
+      <w:r>
+        <w:rPr>
+          <w:rFonts w:ascii="Microsoft YaHei" w:hAnsi="Microsoft YaHei"/>
+        </w:rPr>
+        <w:t xml:space="preserve">：盘中净流入近 </w:t>
       </w:r>
       <w:r>
         <w:rPr>
@@ -3671,22 +3144,80 @@
           <w:b/>
           <w:color w:val="1A1A1A"/>
         </w:rPr>
-        <w:t>12.60 元</w:t>
+        <w:t>5,000 万元</w:t>
       </w:r>
       <w:r>
         <w:rPr>
           <w:rFonts w:ascii="Microsoft YaHei" w:hAnsi="Microsoft YaHei"/>
         </w:rPr>
-        <w:t xml:space="preserve"> 为近期关键阻力，能否突破需观察午后量能配合情况。</w:t>
+        <w:t>，且大单资金持续为正，买卖力度对比悬殊（流入126分钟 vs 流出80分钟），机构资金参与意愿明显提升。前一交易日融资余额稳定、融券余额大幅缩减，筹码面偏多。</w:t>
       </w:r>
     </w:p>
     <w:p>
       <w:pPr>
-        <w:spacing w:before="240" w:after="240"/>
-        <w:pBdr>
-          <w:bottom w:val="single" w:sz="4" w:space="1" w:color="D0D7DE"/>
-        </w:pBdr>
+        <w:pStyle w:val="ListNumber"/>
       </w:pPr>
+      <w:r>
+        <w:rPr>
+          <w:rFonts w:ascii="Microsoft YaHei" w:hAnsi="Microsoft YaHei"/>
+          <w:b/>
+          <w:color w:val="1A1A1A"/>
+        </w:rPr>
+        <w:t>板块效应加持</w:t>
+      </w:r>
+      <w:r>
+        <w:rPr>
+          <w:rFonts w:ascii="Microsoft YaHei" w:hAnsi="Microsoft YaHei"/>
+        </w:rPr>
+        <w:t xml:space="preserve">：石油与天然气钻井板块整体涨幅 </w:t>
+      </w:r>
+      <w:r>
+        <w:rPr>
+          <w:rFonts w:ascii="Microsoft YaHei" w:hAnsi="Microsoft YaHei"/>
+          <w:b/>
+          <w:color w:val="1A1A1A"/>
+        </w:rPr>
+        <w:t>+5.39%</w:t>
+      </w:r>
+      <w:r>
+        <w:rPr>
+          <w:rFonts w:ascii="Microsoft YaHei" w:hAnsi="Microsoft YaHei"/>
+        </w:rPr>
+        <w:t>，行业龙头集体走强，形成明显的板块联动效应。中海油服作为板块核心标的，受益于行业景气度提升和资金轮动。</w:t>
+      </w:r>
+    </w:p>
+    <w:p>
+      <w:pPr>
+        <w:pStyle w:val="ListNumber"/>
+      </w:pPr>
+      <w:r>
+        <w:rPr>
+          <w:rFonts w:ascii="Microsoft YaHei" w:hAnsi="Microsoft YaHei"/>
+          <w:b/>
+          <w:color w:val="1A1A1A"/>
+        </w:rPr>
+        <w:t>关注上轨压力与午后持续性</w:t>
+      </w:r>
+      <w:r>
+        <w:rPr>
+          <w:rFonts w:ascii="Microsoft YaHei" w:hAnsi="Microsoft YaHei"/>
+        </w:rPr>
+        <w:t xml:space="preserve">：当前股价（12.27元）已接近布林带上轨（12.60元），偏离MA20达 </w:t>
+      </w:r>
+      <w:r>
+        <w:rPr>
+          <w:rFonts w:ascii="Microsoft YaHei" w:hAnsi="Microsoft YaHei"/>
+          <w:b/>
+          <w:color w:val="1A1A1A"/>
+        </w:rPr>
+        <w:t>6.3%</w:t>
+      </w:r>
+      <w:r>
+        <w:rPr>
+          <w:rFonts w:ascii="Microsoft YaHei" w:hAnsi="Microsoft YaHei"/>
+        </w:rPr>
+        <w:t>，短期乖离率偏高。午后需关注能否继续放量突破上轨压力，以及板块热度能否持续。若午后量能未能跟进，需警惕短线获利回吐压力。</w:t>
+      </w:r>
     </w:p>
     <w:p>
       <w:r>
@@ -3701,13 +3232,13 @@
           <w:b/>
           <w:color w:val="1A1A1A"/>
         </w:rPr>
-        <w:t>免责声明</w:t>
+        <w:t>风险提示</w:t>
       </w:r>
       <w:r>
         <w:rPr>
           <w:rFonts w:ascii="Microsoft YaHei" w:hAnsi="Microsoft YaHei"/>
         </w:rPr>
-        <w:t>：本报告基于公开数据整理分析，仅供参考，不构成任何投资建议。股市有风险，投资需谨慎。</w:t>
+        <w:t>：以上分析基于午间静态数据，不构成投资建议。股市有风险，投资需谨慎。</w:t>
       </w:r>
     </w:p>
     <w:sectPr>
